--- a/lansangan_resume.docx
+++ b/lansangan_resume.docx
@@ -488,49 +488,21 @@
               <w:ind w:left="720"/>
               <w:rPr>
                 <w:rFonts w:ascii="Times New Roman" w:hAnsi="Times New Roman" w:cs="Times New Roman"/>
-                <w:sz w:val="16"/>
-                <w:szCs w:val="16"/>
-              </w:rPr>
-            </w:pPr>
-            <w:r>
-              <w:rPr>
-                <w:rFonts w:ascii="Times New Roman" w:hAnsi="Times New Roman" w:cs="Times New Roman"/>
-                <w:sz w:val="16"/>
-                <w:szCs w:val="16"/>
-              </w:rPr>
-              <w:t>Running</w:t>
-            </w:r>
-            <w:r>
-              <w:rPr>
-                <w:rFonts w:ascii="Times New Roman" w:hAnsi="Times New Roman" w:cs="Times New Roman"/>
                 <w:b/>
                 <w:bCs/>
                 <w:sz w:val="16"/>
                 <w:szCs w:val="16"/>
               </w:rPr>
-              <w:t xml:space="preserve"> </w:t>
-            </w:r>
+            </w:pPr>
             <w:r>
               <w:rPr>
                 <w:rFonts w:ascii="Times New Roman" w:hAnsi="Times New Roman" w:cs="Times New Roman"/>
                 <w:sz w:val="16"/>
                 <w:szCs w:val="16"/>
               </w:rPr>
-              <w:t>QPA</w:t>
-            </w:r>
-            <w:r>
-              <w:rPr>
-                <w:rFonts w:ascii="Times New Roman" w:hAnsi="Times New Roman" w:cs="Times New Roman"/>
-                <w:sz w:val="16"/>
-                <w:szCs w:val="16"/>
-              </w:rPr>
-              <w:t>: 3.57</w:t>
-            </w:r>
-          </w:p>
-          <w:p>
-            <w:pPr>
-              <w:spacing w:line="360" w:lineRule="auto"/>
-              <w:ind w:left="720"/>
+              <w:t>Relevant</w:t>
+            </w:r>
+            <w:r>
               <w:rPr>
                 <w:rFonts w:ascii="Times New Roman" w:hAnsi="Times New Roman" w:cs="Times New Roman"/>
                 <w:b/>
@@ -538,14 +510,15 @@
                 <w:sz w:val="16"/>
                 <w:szCs w:val="16"/>
               </w:rPr>
-            </w:pPr>
+              <w:t xml:space="preserve"> </w:t>
+            </w:r>
             <w:r>
               <w:rPr>
                 <w:rFonts w:ascii="Times New Roman" w:hAnsi="Times New Roman" w:cs="Times New Roman"/>
                 <w:sz w:val="16"/>
                 <w:szCs w:val="16"/>
               </w:rPr>
-              <w:t>Relevant</w:t>
+              <w:t>Coursework</w:t>
             </w:r>
             <w:r>
               <w:rPr>
@@ -555,25 +528,26 @@
                 <w:sz w:val="16"/>
                 <w:szCs w:val="16"/>
               </w:rPr>
-              <w:t xml:space="preserve"> </w:t>
-            </w:r>
-            <w:r>
+              <w:t xml:space="preserve">: </w:t>
+            </w:r>
+          </w:p>
+          <w:p>
+            <w:pPr>
+              <w:spacing w:line="360" w:lineRule="auto"/>
+              <w:ind w:left="1440"/>
               <w:rPr>
                 <w:rFonts w:ascii="Times New Roman" w:hAnsi="Times New Roman" w:cs="Times New Roman"/>
                 <w:sz w:val="16"/>
                 <w:szCs w:val="16"/>
               </w:rPr>
-              <w:t>Coursework</w:t>
-            </w:r>
-            <w:r>
-              <w:rPr>
-                <w:rFonts w:ascii="Times New Roman" w:hAnsi="Times New Roman" w:cs="Times New Roman"/>
-                <w:b/>
-                <w:bCs/>
+            </w:pPr>
+            <w:r>
+              <w:rPr>
+                <w:rFonts w:ascii="Times New Roman" w:hAnsi="Times New Roman" w:cs="Times New Roman"/>
                 <w:sz w:val="16"/>
                 <w:szCs w:val="16"/>
               </w:rPr>
-              <w:t xml:space="preserve">: </w:t>
+              <w:t>Data Visualization and Storytelling, Statistical Analysis,</w:t>
             </w:r>
           </w:p>
           <w:p>
@@ -725,8 +699,6 @@
                 <w:b/>
                 <w:bCs/>
                 <w:color w:val="404040" w:themeColor="text1" w:themeTint="BF"/>
-                <w:sz w:val="18"/>
-                <w:szCs w:val="18"/>
               </w:rPr>
             </w:pPr>
             <w:r>
@@ -735,8 +707,6 @@
                 <w:b/>
                 <w:bCs/>
                 <w:color w:val="404040" w:themeColor="text1" w:themeTint="BF"/>
-                <w:sz w:val="18"/>
-                <w:szCs w:val="18"/>
               </w:rPr>
               <w:t>Data Entry Clerk (</w:t>
             </w:r>
@@ -747,8 +717,6 @@
                 <w:b/>
                 <w:bCs/>
                 <w:color w:val="404040" w:themeColor="text1" w:themeTint="BF"/>
-                <w:sz w:val="18"/>
-                <w:szCs w:val="18"/>
               </w:rPr>
               <w:t>Ebay</w:t>
             </w:r>
@@ -759,162 +727,152 @@
                 <w:b/>
                 <w:bCs/>
                 <w:color w:val="404040" w:themeColor="text1" w:themeTint="BF"/>
-                <w:sz w:val="18"/>
-                <w:szCs w:val="18"/>
-              </w:rPr>
-              <w:t xml:space="preserve"> Cards)</w:t>
-            </w:r>
-          </w:p>
-          <w:p>
-            <w:pPr>
-              <w:spacing w:line="360" w:lineRule="auto"/>
-              <w:jc w:val="both"/>
-              <w:rPr>
-                <w:rFonts w:ascii="Times New Roman" w:hAnsi="Times New Roman" w:cs="Times New Roman"/>
-                <w:sz w:val="18"/>
-                <w:szCs w:val="18"/>
-              </w:rPr>
-            </w:pPr>
-            <w:r>
-              <w:rPr>
-                <w:rFonts w:ascii="Times New Roman" w:hAnsi="Times New Roman" w:cs="Times New Roman"/>
-                <w:sz w:val="18"/>
-                <w:szCs w:val="18"/>
-              </w:rPr>
-              <w:t>September 2020 - December 2022</w:t>
-            </w:r>
-            <w:r>
-              <w:rPr>
-                <w:rFonts w:ascii="Times New Roman" w:hAnsi="Times New Roman" w:cs="Times New Roman"/>
-                <w:sz w:val="18"/>
-                <w:szCs w:val="18"/>
-              </w:rPr>
-              <w:t xml:space="preserve"> | Upwork Freelance</w:t>
-            </w:r>
-          </w:p>
-          <w:p>
-            <w:pPr>
-              <w:pStyle w:val="ListParagraph"/>
-              <w:numPr>
-                <w:ilvl w:val="0"/>
-                <w:numId w:val="3"/>
-              </w:numPr>
-              <w:spacing w:line="360" w:lineRule="auto"/>
-              <w:jc w:val="both"/>
-              <w:rPr>
-                <w:rFonts w:ascii="Times New Roman" w:hAnsi="Times New Roman" w:cs="Times New Roman"/>
-                <w:sz w:val="18"/>
-                <w:szCs w:val="18"/>
-              </w:rPr>
-            </w:pPr>
-            <w:r>
-              <w:rPr>
-                <w:rFonts w:ascii="Times New Roman" w:hAnsi="Times New Roman" w:cs="Times New Roman"/>
-                <w:sz w:val="18"/>
-                <w:szCs w:val="18"/>
-              </w:rPr>
-              <w:t>Managed daily data entry and email newsletters for sports card auctions and pricing.</w:t>
-            </w:r>
-          </w:p>
-          <w:p>
-            <w:pPr>
-              <w:pStyle w:val="ListParagraph"/>
-              <w:numPr>
-                <w:ilvl w:val="0"/>
-                <w:numId w:val="3"/>
-              </w:numPr>
-              <w:spacing w:line="360" w:lineRule="auto"/>
-              <w:jc w:val="both"/>
-              <w:rPr>
-                <w:rFonts w:ascii="Times New Roman" w:hAnsi="Times New Roman" w:cs="Times New Roman"/>
-                <w:sz w:val="18"/>
-                <w:szCs w:val="18"/>
-              </w:rPr>
-            </w:pPr>
-            <w:r>
-              <w:rPr>
-                <w:rFonts w:ascii="Times New Roman" w:hAnsi="Times New Roman" w:cs="Times New Roman"/>
-                <w:sz w:val="18"/>
-                <w:szCs w:val="18"/>
-              </w:rPr>
-              <w:t xml:space="preserve">Automated recurring tasks using Python (requests, </w:t>
-            </w:r>
-            <w:proofErr w:type="spellStart"/>
-            <w:r>
-              <w:rPr>
-                <w:rFonts w:ascii="Times New Roman" w:hAnsi="Times New Roman" w:cs="Times New Roman"/>
-                <w:sz w:val="18"/>
-                <w:szCs w:val="18"/>
-              </w:rPr>
-              <w:t>openpyxl</w:t>
-            </w:r>
-            <w:proofErr w:type="spellEnd"/>
-            <w:r>
-              <w:rPr>
-                <w:rFonts w:ascii="Times New Roman" w:hAnsi="Times New Roman" w:cs="Times New Roman"/>
-                <w:sz w:val="18"/>
-                <w:szCs w:val="18"/>
-              </w:rPr>
-              <w:t>), improving efficiency.</w:t>
-            </w:r>
-          </w:p>
-          <w:p>
-            <w:pPr>
-              <w:spacing w:line="360" w:lineRule="auto"/>
-              <w:ind w:left="720"/>
-              <w:jc w:val="both"/>
-              <w:rPr>
-                <w:rFonts w:ascii="Times New Roman" w:hAnsi="Times New Roman" w:cs="Times New Roman"/>
-                <w:sz w:val="18"/>
-                <w:szCs w:val="18"/>
-              </w:rPr>
-            </w:pPr>
-          </w:p>
-          <w:p>
-            <w:pPr>
-              <w:spacing w:line="360" w:lineRule="auto"/>
-              <w:jc w:val="both"/>
+              </w:rPr>
+              <w:t xml:space="preserve"> </w:t>
+            </w:r>
+            <w:r>
               <w:rPr>
                 <w:rFonts w:ascii="Times New Roman" w:hAnsi="Times New Roman" w:cs="Times New Roman"/>
                 <w:b/>
                 <w:bCs/>
                 <w:color w:val="404040" w:themeColor="text1" w:themeTint="BF"/>
-                <w:sz w:val="18"/>
-                <w:szCs w:val="18"/>
-              </w:rPr>
-            </w:pPr>
+              </w:rPr>
+              <w:t xml:space="preserve">Trading </w:t>
+            </w:r>
             <w:r>
               <w:rPr>
                 <w:rFonts w:ascii="Times New Roman" w:hAnsi="Times New Roman" w:cs="Times New Roman"/>
                 <w:b/>
                 <w:bCs/>
                 <w:color w:val="404040" w:themeColor="text1" w:themeTint="BF"/>
-                <w:sz w:val="18"/>
-                <w:szCs w:val="18"/>
-              </w:rPr>
-              <w:t xml:space="preserve">Junior </w:t>
-            </w:r>
-            <w:r>
+              </w:rPr>
+              <w:t>Cards)</w:t>
+            </w:r>
+          </w:p>
+          <w:p>
+            <w:pPr>
+              <w:spacing w:line="360" w:lineRule="auto"/>
+              <w:jc w:val="both"/>
+              <w:rPr>
+                <w:rFonts w:ascii="Times New Roman" w:hAnsi="Times New Roman" w:cs="Times New Roman"/>
+                <w:sz w:val="18"/>
+                <w:szCs w:val="18"/>
+              </w:rPr>
+            </w:pPr>
+            <w:r>
+              <w:rPr>
+                <w:rFonts w:ascii="Times New Roman" w:hAnsi="Times New Roman" w:cs="Times New Roman"/>
+                <w:sz w:val="18"/>
+                <w:szCs w:val="18"/>
+              </w:rPr>
+              <w:t>September 2020 - December 2022</w:t>
+            </w:r>
+            <w:r>
+              <w:rPr>
+                <w:rFonts w:ascii="Times New Roman" w:hAnsi="Times New Roman" w:cs="Times New Roman"/>
+                <w:sz w:val="18"/>
+                <w:szCs w:val="18"/>
+              </w:rPr>
+              <w:t xml:space="preserve"> | Upwork Freelance</w:t>
+            </w:r>
+          </w:p>
+          <w:p>
+            <w:pPr>
+              <w:pStyle w:val="ListParagraph"/>
+              <w:numPr>
+                <w:ilvl w:val="0"/>
+                <w:numId w:val="3"/>
+              </w:numPr>
+              <w:spacing w:line="360" w:lineRule="auto"/>
+              <w:jc w:val="both"/>
+              <w:rPr>
+                <w:rFonts w:ascii="Times New Roman" w:hAnsi="Times New Roman" w:cs="Times New Roman"/>
+                <w:sz w:val="18"/>
+                <w:szCs w:val="18"/>
+              </w:rPr>
+            </w:pPr>
+            <w:r>
+              <w:rPr>
+                <w:rFonts w:ascii="Times New Roman" w:hAnsi="Times New Roman" w:cs="Times New Roman"/>
+                <w:sz w:val="18"/>
+                <w:szCs w:val="18"/>
+              </w:rPr>
+              <w:t>Managed daily data entry and email newsletters for sports card auctions and pricing.</w:t>
+            </w:r>
+          </w:p>
+          <w:p>
+            <w:pPr>
+              <w:pStyle w:val="ListParagraph"/>
+              <w:numPr>
+                <w:ilvl w:val="0"/>
+                <w:numId w:val="3"/>
+              </w:numPr>
+              <w:spacing w:line="360" w:lineRule="auto"/>
+              <w:jc w:val="both"/>
+              <w:rPr>
+                <w:rFonts w:ascii="Times New Roman" w:hAnsi="Times New Roman" w:cs="Times New Roman"/>
+                <w:sz w:val="18"/>
+                <w:szCs w:val="18"/>
+              </w:rPr>
+            </w:pPr>
+            <w:r>
+              <w:rPr>
+                <w:rFonts w:ascii="Times New Roman" w:hAnsi="Times New Roman" w:cs="Times New Roman"/>
+                <w:sz w:val="18"/>
+                <w:szCs w:val="18"/>
+              </w:rPr>
+              <w:t xml:space="preserve">Automated recurring tasks using Python (requests, </w:t>
+            </w:r>
+            <w:proofErr w:type="spellStart"/>
+            <w:r>
+              <w:rPr>
+                <w:rFonts w:ascii="Times New Roman" w:hAnsi="Times New Roman" w:cs="Times New Roman"/>
+                <w:sz w:val="18"/>
+                <w:szCs w:val="18"/>
+              </w:rPr>
+              <w:t>openpyxl</w:t>
+            </w:r>
+            <w:proofErr w:type="spellEnd"/>
+            <w:r>
+              <w:rPr>
+                <w:rFonts w:ascii="Times New Roman" w:hAnsi="Times New Roman" w:cs="Times New Roman"/>
+                <w:sz w:val="18"/>
+                <w:szCs w:val="18"/>
+              </w:rPr>
+              <w:t>), improving efficiency.</w:t>
+            </w:r>
+          </w:p>
+          <w:p>
+            <w:pPr>
+              <w:spacing w:line="360" w:lineRule="auto"/>
+              <w:ind w:left="720"/>
+              <w:jc w:val="both"/>
+              <w:rPr>
+                <w:rFonts w:ascii="Times New Roman" w:hAnsi="Times New Roman" w:cs="Times New Roman"/>
+                <w:sz w:val="18"/>
+                <w:szCs w:val="18"/>
+              </w:rPr>
+            </w:pPr>
+          </w:p>
+          <w:p>
+            <w:pPr>
+              <w:spacing w:line="360" w:lineRule="auto"/>
+              <w:jc w:val="both"/>
               <w:rPr>
                 <w:rFonts w:ascii="Times New Roman" w:hAnsi="Times New Roman" w:cs="Times New Roman"/>
                 <w:b/>
                 <w:bCs/>
                 <w:color w:val="404040" w:themeColor="text1" w:themeTint="BF"/>
-                <w:sz w:val="18"/>
-                <w:szCs w:val="18"/>
-              </w:rPr>
-              <w:t xml:space="preserve">Java Web </w:t>
-            </w:r>
+              </w:rPr>
+            </w:pPr>
             <w:r>
               <w:rPr>
                 <w:rFonts w:ascii="Times New Roman" w:hAnsi="Times New Roman" w:cs="Times New Roman"/>
                 <w:b/>
                 <w:bCs/>
                 <w:color w:val="404040" w:themeColor="text1" w:themeTint="BF"/>
-                <w:sz w:val="18"/>
-                <w:szCs w:val="18"/>
-              </w:rPr>
-              <w:t xml:space="preserve">Developer </w:t>
+              </w:rPr>
+              <w:t xml:space="preserve">Junior Java Web Developer </w:t>
             </w:r>
           </w:p>
           <w:p>
@@ -967,7 +925,31 @@
                 <w:sz w:val="18"/>
                 <w:szCs w:val="18"/>
               </w:rPr>
-              <w:t>Developed Java Spring Framework web application with focus on unit and integration testing using Mockito</w:t>
+              <w:t xml:space="preserve">Developed web application </w:t>
+            </w:r>
+            <w:r>
+              <w:rPr>
+                <w:rFonts w:ascii="Times New Roman" w:hAnsi="Times New Roman" w:cs="Times New Roman"/>
+                <w:sz w:val="18"/>
+                <w:szCs w:val="18"/>
+              </w:rPr>
+              <w:t xml:space="preserve">based on </w:t>
+            </w:r>
+            <w:r>
+              <w:rPr>
+                <w:rFonts w:ascii="Times New Roman" w:hAnsi="Times New Roman" w:cs="Times New Roman"/>
+                <w:sz w:val="18"/>
+                <w:szCs w:val="18"/>
+              </w:rPr>
+              <w:t xml:space="preserve">Java Spring Framework </w:t>
+            </w:r>
+            <w:r>
+              <w:rPr>
+                <w:rFonts w:ascii="Times New Roman" w:hAnsi="Times New Roman" w:cs="Times New Roman"/>
+                <w:sz w:val="18"/>
+                <w:szCs w:val="18"/>
+              </w:rPr>
+              <w:t>with focus on unit and integration testing using Mockito</w:t>
             </w:r>
           </w:p>
           <w:p>
@@ -1017,8 +999,6 @@
                 <w:b/>
                 <w:bCs/>
                 <w:color w:val="404040" w:themeColor="text1" w:themeTint="BF"/>
-                <w:sz w:val="18"/>
-                <w:szCs w:val="18"/>
               </w:rPr>
             </w:pPr>
             <w:r>
@@ -1027,99 +1007,206 @@
                 <w:b/>
                 <w:bCs/>
                 <w:color w:val="404040" w:themeColor="text1" w:themeTint="BF"/>
-                <w:sz w:val="18"/>
-                <w:szCs w:val="18"/>
-              </w:rPr>
-              <w:t xml:space="preserve">Lead </w:t>
-            </w:r>
-            <w:r>
+              </w:rPr>
+              <w:t>Lead Web Developer</w:t>
+            </w:r>
+          </w:p>
+          <w:p>
+            <w:pPr>
+              <w:spacing w:line="360" w:lineRule="auto"/>
+              <w:jc w:val="both"/>
+              <w:rPr>
+                <w:rFonts w:ascii="Times New Roman" w:hAnsi="Times New Roman" w:cs="Times New Roman"/>
+                <w:sz w:val="18"/>
+                <w:szCs w:val="18"/>
+              </w:rPr>
+            </w:pPr>
+            <w:r>
+              <w:rPr>
+                <w:rFonts w:ascii="Times New Roman" w:hAnsi="Times New Roman" w:cs="Times New Roman"/>
+                <w:sz w:val="18"/>
+                <w:szCs w:val="18"/>
+              </w:rPr>
+              <w:t>Mar</w:t>
+            </w:r>
+            <w:r>
+              <w:rPr>
+                <w:rFonts w:ascii="Times New Roman" w:hAnsi="Times New Roman" w:cs="Times New Roman"/>
+                <w:sz w:val="18"/>
+                <w:szCs w:val="18"/>
+              </w:rPr>
+              <w:t>ch</w:t>
+            </w:r>
+            <w:r>
+              <w:rPr>
+                <w:rFonts w:ascii="Times New Roman" w:hAnsi="Times New Roman" w:cs="Times New Roman"/>
+                <w:sz w:val="18"/>
+                <w:szCs w:val="18"/>
+              </w:rPr>
+              <w:t xml:space="preserve"> 2024 - Jun</w:t>
+            </w:r>
+            <w:r>
+              <w:rPr>
+                <w:rFonts w:ascii="Times New Roman" w:hAnsi="Times New Roman" w:cs="Times New Roman"/>
+                <w:sz w:val="18"/>
+                <w:szCs w:val="18"/>
+              </w:rPr>
+              <w:t>e</w:t>
+            </w:r>
+            <w:r>
+              <w:rPr>
+                <w:rFonts w:ascii="Times New Roman" w:hAnsi="Times New Roman" w:cs="Times New Roman"/>
+                <w:sz w:val="18"/>
+                <w:szCs w:val="18"/>
+              </w:rPr>
+              <w:t xml:space="preserve"> 2024 </w:t>
+            </w:r>
+            <w:r>
+              <w:rPr>
+                <w:rFonts w:ascii="Times New Roman" w:hAnsi="Times New Roman" w:cs="Times New Roman"/>
+                <w:sz w:val="18"/>
+                <w:szCs w:val="18"/>
+              </w:rPr>
+              <w:t xml:space="preserve">| </w:t>
+            </w:r>
+            <w:r>
+              <w:rPr>
+                <w:rFonts w:ascii="Times New Roman" w:hAnsi="Times New Roman" w:cs="Times New Roman"/>
+                <w:sz w:val="18"/>
+                <w:szCs w:val="18"/>
+              </w:rPr>
+              <w:t>Amadeus Music Studios Company</w:t>
+            </w:r>
+          </w:p>
+          <w:p>
+            <w:pPr>
+              <w:pStyle w:val="ListParagraph"/>
+              <w:numPr>
+                <w:ilvl w:val="0"/>
+                <w:numId w:val="3"/>
+              </w:numPr>
+              <w:spacing w:line="360" w:lineRule="auto"/>
+              <w:jc w:val="both"/>
+              <w:rPr>
+                <w:rFonts w:ascii="Times New Roman" w:hAnsi="Times New Roman" w:cs="Times New Roman"/>
+                <w:sz w:val="18"/>
+                <w:szCs w:val="18"/>
+              </w:rPr>
+            </w:pPr>
+            <w:r>
+              <w:rPr>
+                <w:rFonts w:ascii="Times New Roman" w:hAnsi="Times New Roman" w:cs="Times New Roman"/>
+                <w:sz w:val="18"/>
+                <w:szCs w:val="18"/>
+              </w:rPr>
+              <w:t>Led team to develop online booking website for music studio with real-time room availability</w:t>
+            </w:r>
+          </w:p>
+          <w:p>
+            <w:pPr>
+              <w:pStyle w:val="ListParagraph"/>
+              <w:numPr>
+                <w:ilvl w:val="0"/>
+                <w:numId w:val="3"/>
+              </w:numPr>
+              <w:spacing w:line="360" w:lineRule="auto"/>
+              <w:jc w:val="both"/>
+              <w:rPr>
+                <w:rFonts w:ascii="Times New Roman" w:hAnsi="Times New Roman" w:cs="Times New Roman"/>
+                <w:sz w:val="18"/>
+                <w:szCs w:val="18"/>
+              </w:rPr>
+            </w:pPr>
+            <w:r>
+              <w:rPr>
+                <w:rFonts w:ascii="Times New Roman" w:hAnsi="Times New Roman" w:cs="Times New Roman"/>
+                <w:sz w:val="18"/>
+                <w:szCs w:val="18"/>
+              </w:rPr>
+              <w:t>Live site: http://amadeusmusicstudios.com/HOME/HOME.php</w:t>
+            </w:r>
+          </w:p>
+          <w:p>
+            <w:pPr>
+              <w:spacing w:line="360" w:lineRule="auto"/>
+              <w:jc w:val="both"/>
+              <w:rPr>
+                <w:rFonts w:ascii="Times New Roman" w:hAnsi="Times New Roman" w:cs="Times New Roman"/>
+                <w:sz w:val="18"/>
+                <w:szCs w:val="18"/>
+              </w:rPr>
+            </w:pPr>
+          </w:p>
+          <w:p>
+            <w:pPr>
+              <w:spacing w:line="360" w:lineRule="auto"/>
+              <w:jc w:val="both"/>
               <w:rPr>
                 <w:rFonts w:ascii="Times New Roman" w:hAnsi="Times New Roman" w:cs="Times New Roman"/>
                 <w:b/>
                 <w:bCs/>
                 <w:color w:val="404040" w:themeColor="text1" w:themeTint="BF"/>
-                <w:sz w:val="18"/>
-                <w:szCs w:val="18"/>
-              </w:rPr>
-              <w:t xml:space="preserve">Web </w:t>
-            </w:r>
+              </w:rPr>
+            </w:pPr>
             <w:r>
               <w:rPr>
                 <w:rFonts w:ascii="Times New Roman" w:hAnsi="Times New Roman" w:cs="Times New Roman"/>
                 <w:b/>
                 <w:bCs/>
                 <w:color w:val="404040" w:themeColor="text1" w:themeTint="BF"/>
-                <w:sz w:val="18"/>
-                <w:szCs w:val="18"/>
-              </w:rPr>
-              <w:t>Developer</w:t>
-            </w:r>
-          </w:p>
-          <w:p>
-            <w:pPr>
-              <w:spacing w:line="360" w:lineRule="auto"/>
-              <w:jc w:val="both"/>
-              <w:rPr>
-                <w:rFonts w:ascii="Times New Roman" w:hAnsi="Times New Roman" w:cs="Times New Roman"/>
-                <w:sz w:val="18"/>
-                <w:szCs w:val="18"/>
-              </w:rPr>
-            </w:pPr>
-            <w:r>
-              <w:rPr>
-                <w:rFonts w:ascii="Times New Roman" w:hAnsi="Times New Roman" w:cs="Times New Roman"/>
-                <w:sz w:val="18"/>
-                <w:szCs w:val="18"/>
-              </w:rPr>
-              <w:t>Mar</w:t>
-            </w:r>
-            <w:r>
-              <w:rPr>
-                <w:rFonts w:ascii="Times New Roman" w:hAnsi="Times New Roman" w:cs="Times New Roman"/>
-                <w:sz w:val="18"/>
-                <w:szCs w:val="18"/>
-              </w:rPr>
-              <w:t>ch</w:t>
-            </w:r>
-            <w:r>
-              <w:rPr>
-                <w:rFonts w:ascii="Times New Roman" w:hAnsi="Times New Roman" w:cs="Times New Roman"/>
-                <w:sz w:val="18"/>
-                <w:szCs w:val="18"/>
-              </w:rPr>
-              <w:t xml:space="preserve"> 2024 - Jun</w:t>
-            </w:r>
-            <w:r>
-              <w:rPr>
-                <w:rFonts w:ascii="Times New Roman" w:hAnsi="Times New Roman" w:cs="Times New Roman"/>
-                <w:sz w:val="18"/>
-                <w:szCs w:val="18"/>
-              </w:rPr>
-              <w:t>e</w:t>
-            </w:r>
-            <w:r>
-              <w:rPr>
-                <w:rFonts w:ascii="Times New Roman" w:hAnsi="Times New Roman" w:cs="Times New Roman"/>
-                <w:sz w:val="18"/>
-                <w:szCs w:val="18"/>
-              </w:rPr>
-              <w:t xml:space="preserve"> 2024 </w:t>
-            </w:r>
-            <w:r>
-              <w:rPr>
-                <w:rFonts w:ascii="Times New Roman" w:hAnsi="Times New Roman" w:cs="Times New Roman"/>
-                <w:sz w:val="18"/>
-                <w:szCs w:val="18"/>
-              </w:rPr>
-              <w:t xml:space="preserve">| </w:t>
-            </w:r>
-            <w:r>
-              <w:rPr>
-                <w:rFonts w:ascii="Times New Roman" w:hAnsi="Times New Roman" w:cs="Times New Roman"/>
-                <w:sz w:val="18"/>
-                <w:szCs w:val="18"/>
-              </w:rPr>
-              <w:t>Amadeus Music Studios Company</w:t>
+              </w:rPr>
+              <w:t xml:space="preserve">Survey Designer and Form Handler </w:t>
+            </w:r>
+          </w:p>
+          <w:p>
+            <w:pPr>
+              <w:spacing w:line="360" w:lineRule="auto"/>
+              <w:jc w:val="both"/>
+              <w:rPr>
+                <w:rFonts w:ascii="Times New Roman" w:hAnsi="Times New Roman" w:cs="Times New Roman"/>
+                <w:sz w:val="18"/>
+                <w:szCs w:val="18"/>
+              </w:rPr>
+            </w:pPr>
+            <w:r>
+              <w:rPr>
+                <w:rFonts w:ascii="Times New Roman" w:hAnsi="Times New Roman" w:cs="Times New Roman"/>
+                <w:sz w:val="18"/>
+                <w:szCs w:val="18"/>
+              </w:rPr>
+              <w:t>April</w:t>
+            </w:r>
+            <w:r>
+              <w:rPr>
+                <w:rFonts w:ascii="Times New Roman" w:hAnsi="Times New Roman" w:cs="Times New Roman"/>
+                <w:sz w:val="18"/>
+                <w:szCs w:val="18"/>
+              </w:rPr>
+              <w:t xml:space="preserve"> 202</w:t>
+            </w:r>
+            <w:r>
+              <w:rPr>
+                <w:rFonts w:ascii="Times New Roman" w:hAnsi="Times New Roman" w:cs="Times New Roman"/>
+                <w:sz w:val="18"/>
+                <w:szCs w:val="18"/>
+              </w:rPr>
+              <w:t>4</w:t>
+            </w:r>
+            <w:r>
+              <w:rPr>
+                <w:rFonts w:ascii="Times New Roman" w:hAnsi="Times New Roman" w:cs="Times New Roman"/>
+                <w:sz w:val="18"/>
+                <w:szCs w:val="18"/>
+              </w:rPr>
+              <w:t xml:space="preserve"> </w:t>
+            </w:r>
+            <w:r>
+              <w:rPr>
+                <w:rFonts w:ascii="Times New Roman" w:hAnsi="Times New Roman" w:cs="Times New Roman"/>
+                <w:sz w:val="18"/>
+                <w:szCs w:val="18"/>
+              </w:rPr>
+              <w:t>– May 2024 | Mathematics Society</w:t>
             </w:r>
           </w:p>
           <w:p>
@@ -1143,7 +1230,7 @@
                 <w:sz w:val="18"/>
                 <w:szCs w:val="18"/>
               </w:rPr>
-              <w:t>Led team to develop online booking website for music studio with real-time room availability</w:t>
+              <w:t>Designed and implemented student polling system for campus elections using Microsoft Forms</w:t>
             </w:r>
           </w:p>
           <w:p>
@@ -1167,12 +1254,13 @@
                 <w:sz w:val="18"/>
                 <w:szCs w:val="18"/>
               </w:rPr>
-              <w:t>Live site: http://amadeusmusicstudios.com/HOME/HOME.php</w:t>
-            </w:r>
-          </w:p>
-          <w:p>
-            <w:pPr>
-              <w:spacing w:line="360" w:lineRule="auto"/>
+              <w:t>Formulated survey questions and validated responses to capture student preferences</w:t>
+            </w:r>
+          </w:p>
+          <w:p>
+            <w:pPr>
+              <w:spacing w:line="360" w:lineRule="auto"/>
+              <w:ind w:left="720"/>
               <w:jc w:val="both"/>
               <w:rPr>
                 <w:rFonts w:ascii="Times New Roman" w:hAnsi="Times New Roman" w:cs="Times New Roman"/>
@@ -1190,8 +1278,6 @@
                 <w:b/>
                 <w:bCs/>
                 <w:color w:val="404040" w:themeColor="text1" w:themeTint="BF"/>
-                <w:sz w:val="18"/>
-                <w:szCs w:val="18"/>
               </w:rPr>
             </w:pPr>
             <w:r>
@@ -1200,144 +1286,6 @@
                 <w:b/>
                 <w:bCs/>
                 <w:color w:val="404040" w:themeColor="text1" w:themeTint="BF"/>
-                <w:sz w:val="18"/>
-                <w:szCs w:val="18"/>
-              </w:rPr>
-              <w:t xml:space="preserve">Survey Designer and Form Handler </w:t>
-            </w:r>
-          </w:p>
-          <w:p>
-            <w:pPr>
-              <w:spacing w:line="360" w:lineRule="auto"/>
-              <w:jc w:val="both"/>
-              <w:rPr>
-                <w:rFonts w:ascii="Times New Roman" w:hAnsi="Times New Roman" w:cs="Times New Roman"/>
-                <w:sz w:val="18"/>
-                <w:szCs w:val="18"/>
-              </w:rPr>
-            </w:pPr>
-            <w:r>
-              <w:rPr>
-                <w:rFonts w:ascii="Times New Roman" w:hAnsi="Times New Roman" w:cs="Times New Roman"/>
-                <w:sz w:val="18"/>
-                <w:szCs w:val="18"/>
-              </w:rPr>
-              <w:t>April</w:t>
-            </w:r>
-            <w:r>
-              <w:rPr>
-                <w:rFonts w:ascii="Times New Roman" w:hAnsi="Times New Roman" w:cs="Times New Roman"/>
-                <w:sz w:val="18"/>
-                <w:szCs w:val="18"/>
-              </w:rPr>
-              <w:t xml:space="preserve"> 202</w:t>
-            </w:r>
-            <w:r>
-              <w:rPr>
-                <w:rFonts w:ascii="Times New Roman" w:hAnsi="Times New Roman" w:cs="Times New Roman"/>
-                <w:sz w:val="18"/>
-                <w:szCs w:val="18"/>
-              </w:rPr>
-              <w:t>4</w:t>
-            </w:r>
-            <w:r>
-              <w:rPr>
-                <w:rFonts w:ascii="Times New Roman" w:hAnsi="Times New Roman" w:cs="Times New Roman"/>
-                <w:sz w:val="18"/>
-                <w:szCs w:val="18"/>
-              </w:rPr>
-              <w:t xml:space="preserve"> </w:t>
-            </w:r>
-            <w:r>
-              <w:rPr>
-                <w:rFonts w:ascii="Times New Roman" w:hAnsi="Times New Roman" w:cs="Times New Roman"/>
-                <w:sz w:val="18"/>
-                <w:szCs w:val="18"/>
-              </w:rPr>
-              <w:t>– May 2024 | Mathematics Society</w:t>
-            </w:r>
-          </w:p>
-          <w:p>
-            <w:pPr>
-              <w:pStyle w:val="ListParagraph"/>
-              <w:numPr>
-                <w:ilvl w:val="0"/>
-                <w:numId w:val="3"/>
-              </w:numPr>
-              <w:spacing w:line="360" w:lineRule="auto"/>
-              <w:jc w:val="both"/>
-              <w:rPr>
-                <w:rFonts w:ascii="Times New Roman" w:hAnsi="Times New Roman" w:cs="Times New Roman"/>
-                <w:sz w:val="18"/>
-                <w:szCs w:val="18"/>
-              </w:rPr>
-            </w:pPr>
-            <w:r>
-              <w:rPr>
-                <w:rFonts w:ascii="Times New Roman" w:hAnsi="Times New Roman" w:cs="Times New Roman"/>
-                <w:sz w:val="18"/>
-                <w:szCs w:val="18"/>
-              </w:rPr>
-              <w:t>Designed and implemented student polling system for campus elections using Microsoft Forms</w:t>
-            </w:r>
-          </w:p>
-          <w:p>
-            <w:pPr>
-              <w:pStyle w:val="ListParagraph"/>
-              <w:numPr>
-                <w:ilvl w:val="0"/>
-                <w:numId w:val="3"/>
-              </w:numPr>
-              <w:spacing w:line="360" w:lineRule="auto"/>
-              <w:jc w:val="both"/>
-              <w:rPr>
-                <w:rFonts w:ascii="Times New Roman" w:hAnsi="Times New Roman" w:cs="Times New Roman"/>
-                <w:sz w:val="18"/>
-                <w:szCs w:val="18"/>
-              </w:rPr>
-            </w:pPr>
-            <w:r>
-              <w:rPr>
-                <w:rFonts w:ascii="Times New Roman" w:hAnsi="Times New Roman" w:cs="Times New Roman"/>
-                <w:sz w:val="18"/>
-                <w:szCs w:val="18"/>
-              </w:rPr>
-              <w:t>Formulated survey questions and validated responses to capture student preferences</w:t>
-            </w:r>
-          </w:p>
-          <w:p>
-            <w:pPr>
-              <w:spacing w:line="360" w:lineRule="auto"/>
-              <w:ind w:left="720"/>
-              <w:jc w:val="both"/>
-              <w:rPr>
-                <w:rFonts w:ascii="Times New Roman" w:hAnsi="Times New Roman" w:cs="Times New Roman"/>
-                <w:sz w:val="18"/>
-                <w:szCs w:val="18"/>
-              </w:rPr>
-            </w:pPr>
-          </w:p>
-          <w:p>
-            <w:pPr>
-              <w:spacing w:line="360" w:lineRule="auto"/>
-              <w:jc w:val="both"/>
-              <w:rPr>
-                <w:rFonts w:ascii="Times New Roman" w:hAnsi="Times New Roman" w:cs="Times New Roman"/>
-                <w:b/>
-                <w:bCs/>
-                <w:color w:val="404040" w:themeColor="text1" w:themeTint="BF"/>
-                <w:sz w:val="18"/>
-                <w:szCs w:val="18"/>
-              </w:rPr>
-            </w:pPr>
-            <w:r>
-              <w:rPr>
-                <w:rFonts w:ascii="Times New Roman" w:hAnsi="Times New Roman" w:cs="Times New Roman"/>
-                <w:b/>
-                <w:bCs/>
-                <w:color w:val="404040" w:themeColor="text1" w:themeTint="BF"/>
-                <w:sz w:val="18"/>
-                <w:szCs w:val="18"/>
               </w:rPr>
               <w:t>Time Series Analysis and Forecast of Biomass of Tuna around West Philippine Sea</w:t>
             </w:r>
@@ -2238,8 +2186,6 @@
                 <w:b/>
                 <w:bCs/>
                 <w:color w:val="404040" w:themeColor="text1" w:themeTint="BF"/>
-                <w:sz w:val="18"/>
-                <w:szCs w:val="18"/>
               </w:rPr>
             </w:pPr>
             <w:r>
@@ -2248,8 +2194,6 @@
                 <w:b/>
                 <w:bCs/>
                 <w:color w:val="404040" w:themeColor="text1" w:themeTint="BF"/>
-                <w:sz w:val="18"/>
-                <w:szCs w:val="18"/>
               </w:rPr>
               <w:t>Career Boost with Power Bi</w:t>
             </w:r>
@@ -2390,8 +2334,6 @@
                 <w:b/>
                 <w:bCs/>
                 <w:color w:val="404040" w:themeColor="text1" w:themeTint="BF"/>
-                <w:sz w:val="18"/>
-                <w:szCs w:val="18"/>
               </w:rPr>
             </w:pPr>
             <w:r>
@@ -2400,8 +2342,6 @@
                 <w:b/>
                 <w:bCs/>
                 <w:color w:val="404040" w:themeColor="text1" w:themeTint="BF"/>
-                <w:sz w:val="18"/>
-                <w:szCs w:val="18"/>
               </w:rPr>
               <w:t>Applied Data Science Lab</w:t>
             </w:r>
@@ -2581,8 +2521,6 @@
                 <w:b/>
                 <w:bCs/>
                 <w:color w:val="404040" w:themeColor="text1" w:themeTint="BF"/>
-                <w:sz w:val="18"/>
-                <w:szCs w:val="18"/>
               </w:rPr>
             </w:pPr>
             <w:r>
@@ -2591,8 +2529,6 @@
                 <w:b/>
                 <w:bCs/>
                 <w:color w:val="404040" w:themeColor="text1" w:themeTint="BF"/>
-                <w:sz w:val="18"/>
-                <w:szCs w:val="18"/>
               </w:rPr>
               <w:t>Tableau Portfolio (My Personal Favorite)</w:t>
             </w:r>
@@ -2711,25 +2647,7 @@
                   <w:sz w:val="18"/>
                   <w:szCs w:val="18"/>
                 </w:rPr>
-                <w:t>https://rebran</w:t>
-              </w:r>
-              <w:r>
-                <w:rPr>
-                  <w:rStyle w:val="Hyperlink"/>
-                  <w:rFonts w:ascii="Times New Roman" w:hAnsi="Times New Roman" w:cs="Times New Roman"/>
-                  <w:sz w:val="18"/>
-                  <w:szCs w:val="18"/>
-                </w:rPr>
-                <w:t>d</w:t>
-              </w:r>
-              <w:r>
-                <w:rPr>
-                  <w:rStyle w:val="Hyperlink"/>
-                  <w:rFonts w:ascii="Times New Roman" w:hAnsi="Times New Roman" w:cs="Times New Roman"/>
-                  <w:sz w:val="18"/>
-                  <w:szCs w:val="18"/>
-                </w:rPr>
-                <w:t>.ly/945b61</w:t>
+                <w:t>https://rebrand.ly/945b61</w:t>
               </w:r>
             </w:hyperlink>
             <w:r>
@@ -2745,8 +2663,6 @@
                 <w:b/>
                 <w:bCs/>
                 <w:color w:val="404040" w:themeColor="text1" w:themeTint="BF"/>
-                <w:sz w:val="18"/>
-                <w:szCs w:val="18"/>
               </w:rPr>
             </w:pPr>
             <w:r>
@@ -2755,8 +2671,6 @@
                 <w:b/>
                 <w:bCs/>
                 <w:color w:val="404040" w:themeColor="text1" w:themeTint="BF"/>
-                <w:sz w:val="18"/>
-                <w:szCs w:val="18"/>
               </w:rPr>
               <w:t>What Makes a Great NBA Player?</w:t>
             </w:r>
@@ -2882,8 +2796,6 @@
                 <w:b/>
                 <w:bCs/>
                 <w:color w:val="404040" w:themeColor="text1" w:themeTint="BF"/>
-                <w:sz w:val="18"/>
-                <w:szCs w:val="18"/>
               </w:rPr>
             </w:pPr>
             <w:r>
@@ -2892,32 +2804,8 @@
                 <w:b/>
                 <w:bCs/>
                 <w:color w:val="404040" w:themeColor="text1" w:themeTint="BF"/>
-                <w:sz w:val="18"/>
-                <w:szCs w:val="18"/>
-              </w:rPr>
-              <w:t>NBA Archetypes Defined:</w:t>
-            </w:r>
-            <w:r>
-              <w:rPr>
-                <w:rFonts w:ascii="Times New Roman" w:hAnsi="Times New Roman" w:cs="Times New Roman"/>
-                <w:b/>
-                <w:bCs/>
-                <w:color w:val="404040" w:themeColor="text1" w:themeTint="BF"/>
-                <w:sz w:val="18"/>
-                <w:szCs w:val="18"/>
-              </w:rPr>
-              <w:t xml:space="preserve"> </w:t>
-            </w:r>
-            <w:r>
-              <w:rPr>
-                <w:rFonts w:ascii="Times New Roman" w:hAnsi="Times New Roman" w:cs="Times New Roman"/>
-                <w:b/>
-                <w:bCs/>
-                <w:color w:val="404040" w:themeColor="text1" w:themeTint="BF"/>
-                <w:sz w:val="18"/>
-                <w:szCs w:val="18"/>
-              </w:rPr>
-              <w:t>Clustering Analysis to Playstyles</w:t>
+              </w:rPr>
+              <w:t>NBA Archetypes Defined: Clustering Analysis to Playstyles</w:t>
             </w:r>
           </w:p>
           <w:p>
@@ -3098,8 +2986,6 @@
                 <w:b/>
                 <w:bCs/>
                 <w:color w:val="404040" w:themeColor="text1" w:themeTint="BF"/>
-                <w:sz w:val="18"/>
-                <w:szCs w:val="18"/>
               </w:rPr>
             </w:pPr>
             <w:r>
@@ -3108,8 +2994,6 @@
                 <w:b/>
                 <w:bCs/>
                 <w:color w:val="404040" w:themeColor="text1" w:themeTint="BF"/>
-                <w:sz w:val="18"/>
-                <w:szCs w:val="18"/>
               </w:rPr>
               <w:t xml:space="preserve">The Harmful Algal Blooms: A Multiple Linear Regression Model of Chlorophyll-a Concentrations in </w:t>
             </w:r>
@@ -3120,8 +3004,6 @@
                 <w:b/>
                 <w:bCs/>
                 <w:color w:val="404040" w:themeColor="text1" w:themeTint="BF"/>
-                <w:sz w:val="18"/>
-                <w:szCs w:val="18"/>
               </w:rPr>
               <w:t>Bolinao</w:t>
             </w:r>
@@ -3132,8 +3014,6 @@
                 <w:b/>
                 <w:bCs/>
                 <w:color w:val="404040" w:themeColor="text1" w:themeTint="BF"/>
-                <w:sz w:val="18"/>
-                <w:szCs w:val="18"/>
               </w:rPr>
               <w:t>, Pangasinan</w:t>
             </w:r>
@@ -3293,8 +3173,6 @@
                 <w:b/>
                 <w:bCs/>
                 <w:color w:val="404040" w:themeColor="text1" w:themeTint="BF"/>
-                <w:sz w:val="18"/>
-                <w:szCs w:val="18"/>
               </w:rPr>
             </w:pPr>
             <w:r>
@@ -3303,21 +3181,8 @@
                 <w:b/>
                 <w:bCs/>
                 <w:color w:val="404040" w:themeColor="text1" w:themeTint="BF"/>
-                <w:sz w:val="18"/>
-                <w:szCs w:val="18"/>
-              </w:rPr>
-              <w:t>Evaluating Renewable Energy System Reliability with Monte Carlo Simulation</w:t>
-            </w:r>
-            <w:r>
-              <w:rPr>
-                <w:rFonts w:ascii="Times New Roman" w:hAnsi="Times New Roman" w:cs="Times New Roman"/>
-                <w:b/>
-                <w:bCs/>
-                <w:color w:val="404040" w:themeColor="text1" w:themeTint="BF"/>
-                <w:sz w:val="18"/>
-                <w:szCs w:val="18"/>
-              </w:rPr>
-              <w:t xml:space="preserve"> </w:t>
+              </w:rPr>
+              <w:t xml:space="preserve">Evaluating Renewable Energy System Reliability with Monte Carlo Simulation </w:t>
             </w:r>
           </w:p>
           <w:p>
@@ -3443,22 +3308,9 @@
               <w:jc w:val="both"/>
               <w:rPr>
                 <w:rFonts w:ascii="Times New Roman" w:hAnsi="Times New Roman" w:cs="Times New Roman"/>
-                <w:sz w:val="18"/>
-                <w:szCs w:val="18"/>
-              </w:rPr>
-            </w:pPr>
-          </w:p>
-          <w:p>
-            <w:pPr>
-              <w:spacing w:line="360" w:lineRule="auto"/>
-              <w:jc w:val="both"/>
-              <w:rPr>
-                <w:rFonts w:ascii="Times New Roman" w:hAnsi="Times New Roman" w:cs="Times New Roman"/>
                 <w:b/>
                 <w:bCs/>
                 <w:color w:val="404040" w:themeColor="text1" w:themeTint="BF"/>
-                <w:sz w:val="18"/>
-                <w:szCs w:val="18"/>
               </w:rPr>
             </w:pPr>
             <w:r>
@@ -3467,21 +3319,8 @@
                 <w:b/>
                 <w:bCs/>
                 <w:color w:val="404040" w:themeColor="text1" w:themeTint="BF"/>
-                <w:sz w:val="18"/>
-                <w:szCs w:val="18"/>
-              </w:rPr>
-              <w:t>Churner Classifier</w:t>
-            </w:r>
-            <w:r>
-              <w:rPr>
-                <w:rFonts w:ascii="Times New Roman" w:hAnsi="Times New Roman" w:cs="Times New Roman"/>
-                <w:b/>
-                <w:bCs/>
-                <w:color w:val="404040" w:themeColor="text1" w:themeTint="BF"/>
-                <w:sz w:val="18"/>
-                <w:szCs w:val="18"/>
-              </w:rPr>
-              <w:t>: A Difficult and Non-Correlated Dataset</w:t>
+              </w:rPr>
+              <w:t>Churner Classifier: A Difficult and Non-Correlated Dataset</w:t>
             </w:r>
           </w:p>
           <w:p>
@@ -3640,25 +3479,7 @@
                   <w:sz w:val="18"/>
                   <w:szCs w:val="18"/>
                 </w:rPr>
-                <w:t>https:/</w:t>
-              </w:r>
-              <w:r>
-                <w:rPr>
-                  <w:rStyle w:val="Hyperlink"/>
-                  <w:rFonts w:ascii="Times New Roman" w:hAnsi="Times New Roman" w:cs="Times New Roman"/>
-                  <w:sz w:val="18"/>
-                  <w:szCs w:val="18"/>
-                </w:rPr>
-                <w:t>/</w:t>
-              </w:r>
-              <w:r>
-                <w:rPr>
-                  <w:rStyle w:val="Hyperlink"/>
-                  <w:rFonts w:ascii="Times New Roman" w:hAnsi="Times New Roman" w:cs="Times New Roman"/>
-                  <w:sz w:val="18"/>
-                  <w:szCs w:val="18"/>
-                </w:rPr>
-                <w:t>rb.gy/6rn569</w:t>
+                <w:t>https://rb.gy/6rn569</w:t>
               </w:r>
             </w:hyperlink>
           </w:p>
@@ -3671,8 +3492,6 @@
                 <w:b/>
                 <w:bCs/>
                 <w:color w:val="404040" w:themeColor="text1" w:themeTint="BF"/>
-                <w:sz w:val="18"/>
-                <w:szCs w:val="18"/>
               </w:rPr>
             </w:pPr>
             <w:r>
@@ -3681,8 +3500,6 @@
                 <w:b/>
                 <w:bCs/>
                 <w:color w:val="404040" w:themeColor="text1" w:themeTint="BF"/>
-                <w:sz w:val="18"/>
-                <w:szCs w:val="18"/>
               </w:rPr>
               <w:t>Cyber Threat Analysis (2015-2024) Dashboard</w:t>
             </w:r>

--- a/lansangan_resume.docx
+++ b/lansangan_resume.docx
@@ -1951,8 +1951,8 @@
               <w:spacing w:line="360" w:lineRule="auto"/>
               <w:rPr>
                 <w:rFonts w:ascii="Times New Roman" w:hAnsi="Times New Roman" w:cs="Times New Roman"/>
-                <w:sz w:val="24"/>
-                <w:szCs w:val="24"/>
+                <w:sz w:val="16"/>
+                <w:szCs w:val="16"/>
               </w:rPr>
             </w:pPr>
             <w:r>
@@ -2003,6 +2003,90 @@
                 <w:sz w:val="18"/>
                 <w:szCs w:val="18"/>
               </w:rPr>
+              <w:t xml:space="preserve">Proficient in </w:t>
+            </w:r>
+            <w:r>
+              <w:rPr>
+                <w:rFonts w:ascii="Times New Roman" w:hAnsi="Times New Roman" w:cs="Times New Roman"/>
+                <w:sz w:val="18"/>
+                <w:szCs w:val="18"/>
+              </w:rPr>
+              <w:t xml:space="preserve">Filipino and </w:t>
+            </w:r>
+            <w:r>
+              <w:rPr>
+                <w:rFonts w:ascii="Times New Roman" w:hAnsi="Times New Roman" w:cs="Times New Roman"/>
+                <w:sz w:val="18"/>
+                <w:szCs w:val="18"/>
+              </w:rPr>
+              <w:t>English</w:t>
+            </w:r>
+          </w:p>
+          <w:p>
+            <w:pPr>
+              <w:pStyle w:val="ListParagraph"/>
+              <w:numPr>
+                <w:ilvl w:val="0"/>
+                <w:numId w:val="3"/>
+              </w:numPr>
+              <w:spacing w:line="360" w:lineRule="auto"/>
+              <w:rPr>
+                <w:rFonts w:ascii="Times New Roman" w:hAnsi="Times New Roman" w:cs="Times New Roman"/>
+                <w:sz w:val="18"/>
+                <w:szCs w:val="18"/>
+              </w:rPr>
+            </w:pPr>
+            <w:r>
+              <w:rPr>
+                <w:rFonts w:ascii="Times New Roman" w:hAnsi="Times New Roman" w:cs="Times New Roman"/>
+                <w:sz w:val="18"/>
+                <w:szCs w:val="18"/>
+              </w:rPr>
+              <w:t xml:space="preserve">C1+ advanced on </w:t>
+            </w:r>
+            <w:hyperlink r:id="rId10" w:history="1">
+              <w:proofErr w:type="spellStart"/>
+              <w:r>
+                <w:rPr>
+                  <w:rStyle w:val="Hyperlink"/>
+                  <w:rFonts w:ascii="Times New Roman" w:hAnsi="Times New Roman" w:cs="Times New Roman"/>
+                  <w:sz w:val="18"/>
+                  <w:szCs w:val="18"/>
+                </w:rPr>
+                <w:t>SmallTalk</w:t>
+              </w:r>
+              <w:proofErr w:type="spellEnd"/>
+              <w:r>
+                <w:rPr>
+                  <w:rStyle w:val="Hyperlink"/>
+                  <w:rFonts w:ascii="Times New Roman" w:hAnsi="Times New Roman" w:cs="Times New Roman"/>
+                  <w:sz w:val="18"/>
+                  <w:szCs w:val="18"/>
+                </w:rPr>
+                <w:t xml:space="preserve"> English Speaking Level Test</w:t>
+              </w:r>
+            </w:hyperlink>
+          </w:p>
+          <w:p>
+            <w:pPr>
+              <w:pStyle w:val="ListParagraph"/>
+              <w:numPr>
+                <w:ilvl w:val="0"/>
+                <w:numId w:val="1"/>
+              </w:numPr>
+              <w:spacing w:line="360" w:lineRule="auto"/>
+              <w:rPr>
+                <w:rFonts w:ascii="Times New Roman" w:hAnsi="Times New Roman" w:cs="Times New Roman"/>
+                <w:sz w:val="18"/>
+                <w:szCs w:val="18"/>
+              </w:rPr>
+            </w:pPr>
+            <w:r>
+              <w:rPr>
+                <w:rFonts w:ascii="Times New Roman" w:hAnsi="Times New Roman" w:cs="Times New Roman"/>
+                <w:sz w:val="18"/>
+                <w:szCs w:val="18"/>
+              </w:rPr>
               <w:t>Exacting</w:t>
             </w:r>
           </w:p>
@@ -2082,47 +2166,6 @@
                 <w:ilvl w:val="0"/>
                 <w:numId w:val="1"/>
               </w:numPr>
-              <w:spacing w:line="360" w:lineRule="auto"/>
-              <w:rPr>
-                <w:rFonts w:ascii="Times New Roman" w:hAnsi="Times New Roman" w:cs="Times New Roman"/>
-                <w:sz w:val="18"/>
-                <w:szCs w:val="18"/>
-              </w:rPr>
-            </w:pPr>
-            <w:r>
-              <w:rPr>
-                <w:rFonts w:ascii="Times New Roman" w:hAnsi="Times New Roman" w:cs="Times New Roman"/>
-                <w:sz w:val="18"/>
-                <w:szCs w:val="18"/>
-              </w:rPr>
-              <w:t>Clear Communicator</w:t>
-            </w:r>
-          </w:p>
-          <w:p>
-            <w:pPr>
-              <w:pStyle w:val="ListParagraph"/>
-              <w:numPr>
-                <w:ilvl w:val="0"/>
-                <w:numId w:val="1"/>
-              </w:numPr>
-              <w:spacing w:line="360" w:lineRule="auto"/>
-              <w:rPr>
-                <w:rFonts w:ascii="Times New Roman" w:hAnsi="Times New Roman" w:cs="Times New Roman"/>
-                <w:sz w:val="18"/>
-                <w:szCs w:val="18"/>
-              </w:rPr>
-            </w:pPr>
-            <w:r>
-              <w:rPr>
-                <w:rFonts w:ascii="Times New Roman" w:hAnsi="Times New Roman" w:cs="Times New Roman"/>
-                <w:sz w:val="18"/>
-                <w:szCs w:val="18"/>
-              </w:rPr>
-              <w:t>Time Management</w:t>
-            </w:r>
-          </w:p>
-          <w:p>
-            <w:pPr>
               <w:spacing w:line="360" w:lineRule="auto"/>
               <w:rPr>
                 <w:rFonts w:ascii="Times New Roman" w:hAnsi="Times New Roman" w:cs="Times New Roman"/>
@@ -2130,6 +2173,14 @@
                 <w:szCs w:val="6"/>
               </w:rPr>
             </w:pPr>
+            <w:r>
+              <w:rPr>
+                <w:rFonts w:ascii="Times New Roman" w:hAnsi="Times New Roman" w:cs="Times New Roman"/>
+                <w:sz w:val="18"/>
+                <w:szCs w:val="18"/>
+              </w:rPr>
+              <w:t>Time Management</w:t>
+            </w:r>
           </w:p>
         </w:tc>
       </w:tr>
@@ -2277,7 +2328,7 @@
                 <w:szCs w:val="18"/>
               </w:rPr>
             </w:pPr>
-            <w:hyperlink r:id="rId10" w:history="1">
+            <w:hyperlink r:id="rId11" w:history="1">
               <w:r>
                 <w:rPr>
                   <w:rStyle w:val="Hyperlink"/>
@@ -2401,7 +2452,7 @@
                 <w:szCs w:val="18"/>
               </w:rPr>
             </w:pPr>
-            <w:hyperlink r:id="rId11" w:history="1">
+            <w:hyperlink r:id="rId12" w:history="1">
               <w:r>
                 <w:rPr>
                   <w:rStyle w:val="Hyperlink"/>
@@ -2639,7 +2690,7 @@
             <w:r>
               <w:t xml:space="preserve"> </w:t>
             </w:r>
-            <w:hyperlink r:id="rId12" w:history="1">
+            <w:hyperlink r:id="rId13" w:history="1">
               <w:r>
                 <w:rPr>
                   <w:rStyle w:val="Hyperlink"/>
@@ -2775,7 +2826,7 @@
             <w:r>
               <w:t xml:space="preserve"> </w:t>
             </w:r>
-            <w:hyperlink r:id="rId13" w:history="1">
+            <w:hyperlink r:id="rId14" w:history="1">
               <w:r>
                 <w:rPr>
                   <w:rStyle w:val="Hyperlink"/>
@@ -2957,7 +3008,7 @@
               </w:rPr>
               <w:t xml:space="preserve"> </w:t>
             </w:r>
-            <w:hyperlink r:id="rId14" w:history="1">
+            <w:hyperlink r:id="rId15" w:history="1">
               <w:r>
                 <w:rPr>
                   <w:rStyle w:val="Hyperlink"/>
@@ -3144,7 +3195,7 @@
               </w:rPr>
               <w:t xml:space="preserve">: </w:t>
             </w:r>
-            <w:hyperlink r:id="rId15" w:history="1">
+            <w:hyperlink r:id="rId16" w:history="1">
               <w:r>
                 <w:rPr>
                   <w:rStyle w:val="Hyperlink"/>
@@ -3290,7 +3341,7 @@
               </w:rPr>
               <w:t xml:space="preserve"> Report: </w:t>
             </w:r>
-            <w:hyperlink r:id="rId16" w:history="1">
+            <w:hyperlink r:id="rId17" w:history="1">
               <w:r>
                 <w:rPr>
                   <w:rStyle w:val="Hyperlink"/>
@@ -3471,7 +3522,7 @@
             <w:r>
               <w:t xml:space="preserve"> </w:t>
             </w:r>
-            <w:hyperlink r:id="rId17" w:history="1">
+            <w:hyperlink r:id="rId18" w:history="1">
               <w:r>
                 <w:rPr>
                   <w:rStyle w:val="Hyperlink"/>
@@ -3630,7 +3681,7 @@
             <w:r>
               <w:t xml:space="preserve"> </w:t>
             </w:r>
-            <w:hyperlink r:id="rId18" w:history="1">
+            <w:hyperlink r:id="rId19" w:history="1">
               <w:r>
                 <w:rPr>
                   <w:rStyle w:val="Hyperlink"/>

--- a/lansangan_resume.docx
+++ b/lansangan_resume.docx
@@ -479,7 +479,15 @@
                 <w:sz w:val="18"/>
                 <w:szCs w:val="18"/>
               </w:rPr>
-              <w:t>October 2022 - Present | Far Eastern University (Manila)</w:t>
+              <w:t>August</w:t>
+            </w:r>
+            <w:r>
+              <w:rPr>
+                <w:rFonts w:ascii="Times New Roman" w:hAnsi="Times New Roman" w:cs="Times New Roman"/>
+                <w:sz w:val="18"/>
+                <w:szCs w:val="18"/>
+              </w:rPr>
+              <w:t xml:space="preserve"> 2022 - Present | Far Eastern University (Manila)</w:t>
             </w:r>
           </w:p>
           <w:p>
@@ -2003,23 +2011,7 @@
                 <w:sz w:val="18"/>
                 <w:szCs w:val="18"/>
               </w:rPr>
-              <w:t xml:space="preserve">Proficient in </w:t>
-            </w:r>
-            <w:r>
-              <w:rPr>
-                <w:rFonts w:ascii="Times New Roman" w:hAnsi="Times New Roman" w:cs="Times New Roman"/>
-                <w:sz w:val="18"/>
-                <w:szCs w:val="18"/>
-              </w:rPr>
-              <w:t xml:space="preserve">Filipino and </w:t>
-            </w:r>
-            <w:r>
-              <w:rPr>
-                <w:rFonts w:ascii="Times New Roman" w:hAnsi="Times New Roman" w:cs="Times New Roman"/>
-                <w:sz w:val="18"/>
-                <w:szCs w:val="18"/>
-              </w:rPr>
-              <w:t>English</w:t>
+              <w:t>Proficient in Filipino and English</w:t>
             </w:r>
           </w:p>
           <w:p>

--- a/lansangan_resume.docx
+++ b/lansangan_resume.docx
@@ -320,7 +320,31 @@
                 <w:sz w:val="18"/>
                 <w:szCs w:val="18"/>
               </w:rPr>
-              <w:t xml:space="preserve">, and data visualization using Business Intelligence tools like Excel and </w:t>
+              <w:t xml:space="preserve">, and data visualization using Business Intelligence tools like </w:t>
+            </w:r>
+            <w:r>
+              <w:rPr>
+                <w:rFonts w:ascii="Times New Roman" w:hAnsi="Times New Roman" w:cs="Times New Roman"/>
+                <w:sz w:val="18"/>
+                <w:szCs w:val="18"/>
+              </w:rPr>
+              <w:t>Tableau</w:t>
+            </w:r>
+            <w:r>
+              <w:rPr>
+                <w:rFonts w:ascii="Times New Roman" w:hAnsi="Times New Roman" w:cs="Times New Roman"/>
+                <w:sz w:val="18"/>
+                <w:szCs w:val="18"/>
+              </w:rPr>
+              <w:t xml:space="preserve">, </w:t>
+            </w:r>
+            <w:r>
+              <w:rPr>
+                <w:rFonts w:ascii="Times New Roman" w:hAnsi="Times New Roman" w:cs="Times New Roman"/>
+                <w:sz w:val="18"/>
+                <w:szCs w:val="18"/>
+              </w:rPr>
+              <w:t xml:space="preserve">Excel and </w:t>
             </w:r>
             <w:proofErr w:type="spellStart"/>
             <w:r>
@@ -899,18 +923,42 @@
                 <w:sz w:val="18"/>
                 <w:szCs w:val="18"/>
               </w:rPr>
-              <w:t xml:space="preserve">June 2022 – May 2023 | </w:t>
-            </w:r>
-            <w:proofErr w:type="spellStart"/>
-            <w:r>
-              <w:rPr>
-                <w:rFonts w:ascii="Times New Roman" w:hAnsi="Times New Roman" w:cs="Times New Roman"/>
-                <w:sz w:val="18"/>
-                <w:szCs w:val="18"/>
-              </w:rPr>
-              <w:t>FlipIt</w:t>
-            </w:r>
-            <w:proofErr w:type="spellEnd"/>
+              <w:t xml:space="preserve">June 2022 – May 2023 </w:t>
+            </w:r>
+            <w:proofErr w:type="gramStart"/>
+            <w:r>
+              <w:rPr>
+                <w:rFonts w:ascii="Times New Roman" w:hAnsi="Times New Roman" w:cs="Times New Roman"/>
+                <w:sz w:val="18"/>
+                <w:szCs w:val="18"/>
+              </w:rPr>
+              <w:t xml:space="preserve">| </w:t>
+            </w:r>
+            <w:r>
+              <w:rPr>
+                <w:rFonts w:ascii="Times New Roman" w:hAnsi="Times New Roman" w:cs="Times New Roman"/>
+                <w:sz w:val="18"/>
+                <w:szCs w:val="18"/>
+              </w:rPr>
+              <w:t xml:space="preserve"> </w:t>
+            </w:r>
+            <w:r>
+              <w:rPr>
+                <w:rFonts w:ascii="Times New Roman" w:hAnsi="Times New Roman" w:cs="Times New Roman"/>
+                <w:sz w:val="18"/>
+                <w:szCs w:val="18"/>
+              </w:rPr>
+              <w:t>Upwork</w:t>
+            </w:r>
+            <w:proofErr w:type="gramEnd"/>
+            <w:r>
+              <w:rPr>
+                <w:rFonts w:ascii="Times New Roman" w:hAnsi="Times New Roman" w:cs="Times New Roman"/>
+                <w:sz w:val="18"/>
+                <w:szCs w:val="18"/>
+              </w:rPr>
+              <w:t xml:space="preserve"> Freelance</w:t>
+            </w:r>
           </w:p>
           <w:p>
             <w:pPr>
@@ -1252,8 +1300,8 @@
               <w:jc w:val="both"/>
               <w:rPr>
                 <w:rFonts w:ascii="Times New Roman" w:hAnsi="Times New Roman" w:cs="Times New Roman"/>
-                <w:sz w:val="18"/>
-                <w:szCs w:val="18"/>
+                <w:sz w:val="6"/>
+                <w:szCs w:val="6"/>
               </w:rPr>
             </w:pPr>
             <w:r>
@@ -1268,106 +1316,7 @@
           <w:p>
             <w:pPr>
               <w:spacing w:line="360" w:lineRule="auto"/>
-              <w:ind w:left="720"/>
-              <w:jc w:val="both"/>
-              <w:rPr>
-                <w:rFonts w:ascii="Times New Roman" w:hAnsi="Times New Roman" w:cs="Times New Roman"/>
-                <w:sz w:val="18"/>
-                <w:szCs w:val="18"/>
-              </w:rPr>
-            </w:pPr>
-          </w:p>
-          <w:p>
-            <w:pPr>
-              <w:spacing w:line="360" w:lineRule="auto"/>
-              <w:jc w:val="both"/>
-              <w:rPr>
-                <w:rFonts w:ascii="Times New Roman" w:hAnsi="Times New Roman" w:cs="Times New Roman"/>
-                <w:b/>
-                <w:bCs/>
-                <w:color w:val="404040" w:themeColor="text1" w:themeTint="BF"/>
-              </w:rPr>
-            </w:pPr>
-            <w:r>
-              <w:rPr>
-                <w:rFonts w:ascii="Times New Roman" w:hAnsi="Times New Roman" w:cs="Times New Roman"/>
-                <w:b/>
-                <w:bCs/>
-                <w:color w:val="404040" w:themeColor="text1" w:themeTint="BF"/>
-              </w:rPr>
-              <w:t>Time Series Analysis and Forecast of Biomass of Tuna around West Philippine Sea</w:t>
-            </w:r>
-          </w:p>
-          <w:p>
-            <w:pPr>
-              <w:spacing w:line="360" w:lineRule="auto"/>
-              <w:jc w:val="both"/>
-              <w:rPr>
-                <w:rFonts w:ascii="Times New Roman" w:hAnsi="Times New Roman" w:cs="Times New Roman"/>
-                <w:sz w:val="18"/>
-                <w:szCs w:val="18"/>
-              </w:rPr>
-            </w:pPr>
-            <w:r>
-              <w:rPr>
-                <w:rFonts w:ascii="Times New Roman" w:hAnsi="Times New Roman" w:cs="Times New Roman"/>
-                <w:sz w:val="18"/>
-                <w:szCs w:val="18"/>
-              </w:rPr>
-              <w:t>April 2025 – Present | ASEAN Data Science Explorer</w:t>
-            </w:r>
-          </w:p>
-          <w:p>
-            <w:pPr>
-              <w:pStyle w:val="ListParagraph"/>
-              <w:numPr>
-                <w:ilvl w:val="0"/>
-                <w:numId w:val="3"/>
-              </w:numPr>
-              <w:spacing w:line="360" w:lineRule="auto"/>
-              <w:jc w:val="both"/>
-              <w:rPr>
-                <w:rFonts w:ascii="Times New Roman" w:hAnsi="Times New Roman" w:cs="Times New Roman"/>
-                <w:sz w:val="18"/>
-                <w:szCs w:val="18"/>
-              </w:rPr>
-            </w:pPr>
-            <w:r>
-              <w:rPr>
-                <w:rFonts w:ascii="Times New Roman" w:hAnsi="Times New Roman" w:cs="Times New Roman"/>
-                <w:sz w:val="18"/>
-                <w:szCs w:val="18"/>
-              </w:rPr>
-              <w:t>Developing global forecasting model to predict tuna biomass migration patterns in West Philippine Sea</w:t>
-            </w:r>
-          </w:p>
-          <w:p>
-            <w:pPr>
-              <w:pStyle w:val="ListParagraph"/>
-              <w:numPr>
-                <w:ilvl w:val="0"/>
-                <w:numId w:val="3"/>
-              </w:numPr>
-              <w:spacing w:line="360" w:lineRule="auto"/>
-              <w:jc w:val="both"/>
-              <w:rPr>
-                <w:rFonts w:ascii="Times New Roman" w:hAnsi="Times New Roman" w:cs="Times New Roman"/>
-                <w:sz w:val="18"/>
-                <w:szCs w:val="18"/>
-              </w:rPr>
-            </w:pPr>
-            <w:r>
-              <w:rPr>
-                <w:rFonts w:ascii="Times New Roman" w:hAnsi="Times New Roman" w:cs="Times New Roman"/>
-                <w:sz w:val="18"/>
-                <w:szCs w:val="18"/>
-              </w:rPr>
-              <w:t>Applying SEAPODYM framework for fisheries density forecasting in municipal fishing areas</w:t>
-            </w:r>
-          </w:p>
-          <w:p>
-            <w:pPr>
-              <w:spacing w:line="360" w:lineRule="auto"/>
+              <w:jc w:val="both"/>
               <w:rPr>
                 <w:rFonts w:ascii="Times New Roman" w:hAnsi="Times New Roman" w:cs="Times New Roman"/>
                 <w:sz w:val="6"/>
@@ -1526,7 +1475,62 @@
                 <w:sz w:val="16"/>
                 <w:szCs w:val="16"/>
               </w:rPr>
+              <w:lastRenderedPageBreak/>
               <w:t>SQL</w:t>
+            </w:r>
+          </w:p>
+          <w:p>
+            <w:pPr>
+              <w:pStyle w:val="ListParagraph"/>
+              <w:numPr>
+                <w:ilvl w:val="0"/>
+                <w:numId w:val="1"/>
+              </w:numPr>
+              <w:spacing w:line="360" w:lineRule="auto"/>
+              <w:rPr>
+                <w:rFonts w:ascii="Times New Roman" w:hAnsi="Times New Roman" w:cs="Times New Roman"/>
+                <w:sz w:val="24"/>
+                <w:szCs w:val="24"/>
+              </w:rPr>
+            </w:pPr>
+            <w:r>
+              <w:rPr>
+                <w:rFonts w:ascii="Times New Roman" w:hAnsi="Times New Roman" w:cs="Times New Roman"/>
+                <w:sz w:val="16"/>
+                <w:szCs w:val="16"/>
+              </w:rPr>
+              <w:t>PostgreSQL</w:t>
+            </w:r>
+          </w:p>
+          <w:p>
+            <w:pPr>
+              <w:pStyle w:val="ListParagraph"/>
+              <w:numPr>
+                <w:ilvl w:val="0"/>
+                <w:numId w:val="1"/>
+              </w:numPr>
+              <w:spacing w:line="360" w:lineRule="auto"/>
+              <w:rPr>
+                <w:rFonts w:ascii="Times New Roman" w:hAnsi="Times New Roman" w:cs="Times New Roman"/>
+                <w:sz w:val="24"/>
+                <w:szCs w:val="24"/>
+              </w:rPr>
+            </w:pPr>
+            <w:r>
+              <w:rPr>
+                <w:rFonts w:ascii="Times New Roman" w:hAnsi="Times New Roman" w:cs="Times New Roman"/>
+                <w:sz w:val="16"/>
+                <w:szCs w:val="16"/>
+              </w:rPr>
+              <w:t>Kotlin</w:t>
+            </w:r>
+            <w:r>
+              <w:rPr>
+                <w:rFonts w:ascii="Times New Roman" w:hAnsi="Times New Roman" w:cs="Times New Roman"/>
+                <w:sz w:val="16"/>
+                <w:szCs w:val="16"/>
+              </w:rPr>
+              <w:t xml:space="preserve"> </w:t>
             </w:r>
           </w:p>
         </w:tc>
@@ -1685,6 +1689,7 @@
                 <w:sz w:val="18"/>
                 <w:szCs w:val="18"/>
               </w:rPr>
+              <w:lastRenderedPageBreak/>
               <w:t>Data Analytics</w:t>
             </w:r>
           </w:p>
@@ -1733,6 +1738,17 @@
               </w:rPr>
               <w:t>Deep Learning (Vision)</w:t>
             </w:r>
+          </w:p>
+          <w:p>
+            <w:pPr>
+              <w:spacing w:line="360" w:lineRule="auto"/>
+              <w:ind w:left="360"/>
+              <w:rPr>
+                <w:rFonts w:ascii="Times New Roman" w:hAnsi="Times New Roman" w:cs="Times New Roman"/>
+                <w:sz w:val="18"/>
+                <w:szCs w:val="18"/>
+              </w:rPr>
+            </w:pPr>
           </w:p>
         </w:tc>
         <w:tc>
@@ -1866,6 +1882,7 @@
                 <w:sz w:val="18"/>
                 <w:szCs w:val="18"/>
               </w:rPr>
+              <w:lastRenderedPageBreak/>
               <w:t>Microsoft and Google Suites</w:t>
             </w:r>
           </w:p>
@@ -1913,6 +1930,29 @@
                 <w:szCs w:val="18"/>
               </w:rPr>
               <w:t>Time Series Analysis</w:t>
+            </w:r>
+          </w:p>
+          <w:p>
+            <w:pPr>
+              <w:pStyle w:val="ListParagraph"/>
+              <w:numPr>
+                <w:ilvl w:val="0"/>
+                <w:numId w:val="1"/>
+              </w:numPr>
+              <w:spacing w:after="160" w:line="360" w:lineRule="auto"/>
+              <w:rPr>
+                <w:rFonts w:ascii="Times New Roman" w:hAnsi="Times New Roman" w:cs="Times New Roman"/>
+                <w:sz w:val="18"/>
+                <w:szCs w:val="18"/>
+              </w:rPr>
+            </w:pPr>
+            <w:r>
+              <w:rPr>
+                <w:rFonts w:ascii="Times New Roman" w:hAnsi="Times New Roman" w:cs="Times New Roman"/>
+                <w:sz w:val="18"/>
+                <w:szCs w:val="18"/>
+              </w:rPr>
+              <w:t>Spring Boot Framework</w:t>
             </w:r>
           </w:p>
           <w:p>
@@ -1951,6 +1991,7 @@
                 <w:sz w:val="18"/>
                 <w:szCs w:val="18"/>
               </w:rPr>
+              <w:lastRenderedPageBreak/>
               <w:t xml:space="preserve"> </w:t>
             </w:r>
           </w:p>
@@ -2034,6 +2075,7 @@
                 <w:sz w:val="18"/>
                 <w:szCs w:val="18"/>
               </w:rPr>
+              <w:lastRenderedPageBreak/>
               <w:t xml:space="preserve">C1+ advanced on </w:t>
             </w:r>
             <w:hyperlink r:id="rId10" w:history="1">
@@ -2715,6 +2757,157 @@
                 <w:bCs/>
                 <w:color w:val="404040" w:themeColor="text1" w:themeTint="BF"/>
               </w:rPr>
+              <w:t>Cyber Threat Analysis (2015-2024) Dashboard</w:t>
+            </w:r>
+          </w:p>
+          <w:p>
+            <w:pPr>
+              <w:pStyle w:val="ListParagraph"/>
+              <w:numPr>
+                <w:ilvl w:val="0"/>
+                <w:numId w:val="3"/>
+              </w:numPr>
+              <w:spacing w:after="160" w:line="360" w:lineRule="auto"/>
+              <w:jc w:val="both"/>
+              <w:rPr>
+                <w:rFonts w:ascii="Times New Roman" w:hAnsi="Times New Roman" w:cs="Times New Roman"/>
+                <w:sz w:val="18"/>
+                <w:szCs w:val="18"/>
+              </w:rPr>
+            </w:pPr>
+            <w:r>
+              <w:rPr>
+                <w:rFonts w:ascii="Times New Roman" w:hAnsi="Times New Roman" w:cs="Times New Roman"/>
+                <w:sz w:val="18"/>
+                <w:szCs w:val="18"/>
+              </w:rPr>
+              <w:t xml:space="preserve">A dashboard created using </w:t>
+            </w:r>
+            <w:proofErr w:type="spellStart"/>
+            <w:r>
+              <w:rPr>
+                <w:rFonts w:ascii="Times New Roman" w:hAnsi="Times New Roman" w:cs="Times New Roman"/>
+                <w:sz w:val="18"/>
+                <w:szCs w:val="18"/>
+              </w:rPr>
+              <w:t>PowerBi</w:t>
+            </w:r>
+            <w:proofErr w:type="spellEnd"/>
+            <w:r>
+              <w:rPr>
+                <w:rFonts w:ascii="Times New Roman" w:hAnsi="Times New Roman" w:cs="Times New Roman"/>
+                <w:sz w:val="18"/>
+                <w:szCs w:val="18"/>
+              </w:rPr>
+              <w:t xml:space="preserve"> and Python to showcase key statistics of various countries recorded cyberattacks. </w:t>
+            </w:r>
+          </w:p>
+          <w:p>
+            <w:pPr>
+              <w:pStyle w:val="ListParagraph"/>
+              <w:numPr>
+                <w:ilvl w:val="0"/>
+                <w:numId w:val="3"/>
+              </w:numPr>
+              <w:spacing w:after="160" w:line="360" w:lineRule="auto"/>
+              <w:jc w:val="both"/>
+              <w:rPr>
+                <w:rFonts w:ascii="Times New Roman" w:hAnsi="Times New Roman" w:cs="Times New Roman"/>
+                <w:sz w:val="18"/>
+                <w:szCs w:val="18"/>
+              </w:rPr>
+            </w:pPr>
+            <w:r>
+              <w:rPr>
+                <w:rFonts w:ascii="Times New Roman" w:hAnsi="Times New Roman" w:cs="Times New Roman"/>
+                <w:sz w:val="18"/>
+                <w:szCs w:val="18"/>
+              </w:rPr>
+              <w:t xml:space="preserve">Skills: </w:t>
+            </w:r>
+            <w:r>
+              <w:rPr>
+                <w:rFonts w:ascii="Times New Roman" w:hAnsi="Times New Roman" w:cs="Times New Roman"/>
+                <w:sz w:val="18"/>
+                <w:szCs w:val="18"/>
+              </w:rPr>
+              <w:t xml:space="preserve">Data Visualization using </w:t>
+            </w:r>
+            <w:proofErr w:type="spellStart"/>
+            <w:r>
+              <w:rPr>
+                <w:rFonts w:ascii="Times New Roman" w:hAnsi="Times New Roman" w:cs="Times New Roman"/>
+                <w:sz w:val="18"/>
+                <w:szCs w:val="18"/>
+              </w:rPr>
+              <w:t>PowerBi</w:t>
+            </w:r>
+            <w:proofErr w:type="spellEnd"/>
+            <w:r>
+              <w:rPr>
+                <w:rFonts w:ascii="Times New Roman" w:hAnsi="Times New Roman" w:cs="Times New Roman"/>
+                <w:sz w:val="18"/>
+                <w:szCs w:val="18"/>
+              </w:rPr>
+              <w:t>.</w:t>
+            </w:r>
+          </w:p>
+          <w:p>
+            <w:pPr>
+              <w:pStyle w:val="ListParagraph"/>
+              <w:numPr>
+                <w:ilvl w:val="0"/>
+                <w:numId w:val="3"/>
+              </w:numPr>
+              <w:spacing w:after="160" w:line="360" w:lineRule="auto"/>
+              <w:jc w:val="both"/>
+              <w:rPr>
+                <w:rFonts w:ascii="Times New Roman" w:hAnsi="Times New Roman" w:cs="Times New Roman"/>
+                <w:sz w:val="18"/>
+                <w:szCs w:val="18"/>
+              </w:rPr>
+            </w:pPr>
+            <w:r>
+              <w:rPr>
+                <w:rFonts w:ascii="Times New Roman" w:hAnsi="Times New Roman" w:cs="Times New Roman"/>
+                <w:sz w:val="18"/>
+                <w:szCs w:val="18"/>
+              </w:rPr>
+              <w:t>Dashboard:</w:t>
+            </w:r>
+            <w:r>
+              <w:t xml:space="preserve"> </w:t>
+            </w:r>
+            <w:hyperlink r:id="rId14" w:history="1">
+              <w:r>
+                <w:rPr>
+                  <w:rStyle w:val="Hyperlink"/>
+                  <w:rFonts w:ascii="Times New Roman" w:hAnsi="Times New Roman" w:cs="Times New Roman"/>
+                  <w:sz w:val="18"/>
+                  <w:szCs w:val="18"/>
+                </w:rPr>
+                <w:t>https://rebrand.ly/vick9s1</w:t>
+              </w:r>
+            </w:hyperlink>
+          </w:p>
+          <w:p>
+            <w:pPr>
+              <w:spacing w:line="360" w:lineRule="auto"/>
+              <w:jc w:val="both"/>
+              <w:rPr>
+                <w:rFonts w:ascii="Times New Roman" w:hAnsi="Times New Roman" w:cs="Times New Roman"/>
+                <w:b/>
+                <w:bCs/>
+                <w:color w:val="404040" w:themeColor="text1" w:themeTint="BF"/>
+              </w:rPr>
+            </w:pPr>
+            <w:r>
+              <w:rPr>
+                <w:rFonts w:ascii="Times New Roman" w:hAnsi="Times New Roman" w:cs="Times New Roman"/>
+                <w:b/>
+                <w:bCs/>
+                <w:color w:val="404040" w:themeColor="text1" w:themeTint="BF"/>
+              </w:rPr>
               <w:t>What Makes a Great NBA Player?</w:t>
             </w:r>
           </w:p>
@@ -2818,7 +3011,7 @@
             <w:r>
               <w:t xml:space="preserve"> </w:t>
             </w:r>
-            <w:hyperlink r:id="rId14" w:history="1">
+            <w:hyperlink r:id="rId15" w:history="1">
               <w:r>
                 <w:rPr>
                   <w:rStyle w:val="Hyperlink"/>
@@ -2912,8 +3105,24 @@
                 <w:sz w:val="18"/>
                 <w:szCs w:val="18"/>
               </w:rPr>
-              <w:t xml:space="preserve">: </w:t>
-            </w:r>
+              <w:t xml:space="preserve">: WebScraping, Clustering Analysis </w:t>
+            </w:r>
+          </w:p>
+          <w:p>
+            <w:pPr>
+              <w:pStyle w:val="ListParagraph"/>
+              <w:numPr>
+                <w:ilvl w:val="0"/>
+                <w:numId w:val="3"/>
+              </w:numPr>
+              <w:spacing w:line="360" w:lineRule="auto"/>
+              <w:jc w:val="both"/>
+              <w:rPr>
+                <w:rFonts w:ascii="Times New Roman" w:hAnsi="Times New Roman" w:cs="Times New Roman"/>
+                <w:sz w:val="18"/>
+                <w:szCs w:val="18"/>
+              </w:rPr>
+            </w:pPr>
             <w:proofErr w:type="spellStart"/>
             <w:r>
               <w:rPr>
@@ -2921,7 +3130,7 @@
                 <w:sz w:val="18"/>
                 <w:szCs w:val="18"/>
               </w:rPr>
-              <w:t>WebScraping</w:t>
+              <w:t>Github</w:t>
             </w:r>
             <w:proofErr w:type="spellEnd"/>
             <w:r>
@@ -2930,40 +3139,6 @@
                 <w:sz w:val="18"/>
                 <w:szCs w:val="18"/>
               </w:rPr>
-              <w:t xml:space="preserve">, Clustering Analysis </w:t>
-            </w:r>
-          </w:p>
-          <w:p>
-            <w:pPr>
-              <w:pStyle w:val="ListParagraph"/>
-              <w:numPr>
-                <w:ilvl w:val="0"/>
-                <w:numId w:val="3"/>
-              </w:numPr>
-              <w:spacing w:line="360" w:lineRule="auto"/>
-              <w:jc w:val="both"/>
-              <w:rPr>
-                <w:rFonts w:ascii="Times New Roman" w:hAnsi="Times New Roman" w:cs="Times New Roman"/>
-                <w:sz w:val="18"/>
-                <w:szCs w:val="18"/>
-              </w:rPr>
-            </w:pPr>
-            <w:proofErr w:type="spellStart"/>
-            <w:r>
-              <w:rPr>
-                <w:rFonts w:ascii="Times New Roman" w:hAnsi="Times New Roman" w:cs="Times New Roman"/>
-                <w:sz w:val="18"/>
-                <w:szCs w:val="18"/>
-              </w:rPr>
-              <w:t>Github</w:t>
-            </w:r>
-            <w:proofErr w:type="spellEnd"/>
-            <w:r>
-              <w:rPr>
-                <w:rFonts w:ascii="Times New Roman" w:hAnsi="Times New Roman" w:cs="Times New Roman"/>
-                <w:sz w:val="18"/>
-                <w:szCs w:val="18"/>
-              </w:rPr>
               <w:t xml:space="preserve"> </w:t>
             </w:r>
             <w:proofErr w:type="gramStart"/>
@@ -3000,7 +3175,7 @@
               </w:rPr>
               <w:t xml:space="preserve"> </w:t>
             </w:r>
-            <w:hyperlink r:id="rId15" w:history="1">
+            <w:hyperlink r:id="rId16" w:history="1">
               <w:r>
                 <w:rPr>
                   <w:rStyle w:val="Hyperlink"/>
@@ -3187,7 +3362,7 @@
               </w:rPr>
               <w:t xml:space="preserve">: </w:t>
             </w:r>
-            <w:hyperlink r:id="rId16" w:history="1">
+            <w:hyperlink r:id="rId17" w:history="1">
               <w:r>
                 <w:rPr>
                   <w:rStyle w:val="Hyperlink"/>
@@ -3333,7 +3508,7 @@
               </w:rPr>
               <w:t xml:space="preserve"> Report: </w:t>
             </w:r>
-            <w:hyperlink r:id="rId17" w:history="1">
+            <w:hyperlink r:id="rId18" w:history="1">
               <w:r>
                 <w:rPr>
                   <w:rStyle w:val="Hyperlink"/>
@@ -3514,7 +3689,7 @@
             <w:r>
               <w:t xml:space="preserve"> </w:t>
             </w:r>
-            <w:hyperlink r:id="rId18" w:history="1">
+            <w:hyperlink r:id="rId19" w:history="1">
               <w:r>
                 <w:rPr>
                   <w:rStyle w:val="Hyperlink"/>
@@ -3544,7 +3719,16 @@
                 <w:bCs/>
                 <w:color w:val="404040" w:themeColor="text1" w:themeTint="BF"/>
               </w:rPr>
-              <w:t>Cyber Threat Analysis (2015-2024) Dashboard</w:t>
+              <w:t>CSV Data Processor utilizing PostgreSQL and E</w:t>
+            </w:r>
+            <w:r>
+              <w:rPr>
+                <w:rFonts w:ascii="Times New Roman" w:hAnsi="Times New Roman" w:cs="Times New Roman"/>
+                <w:b/>
+                <w:bCs/>
+                <w:color w:val="404040" w:themeColor="text1" w:themeTint="BF"/>
+              </w:rPr>
+              <w:t>lasticsearch</w:t>
             </w:r>
           </w:p>
           <w:p>
@@ -3554,6 +3738,74 @@
                 <w:ilvl w:val="0"/>
                 <w:numId w:val="3"/>
               </w:numPr>
+              <w:rPr>
+                <w:rFonts w:ascii="Times New Roman" w:hAnsi="Times New Roman" w:cs="Times New Roman"/>
+                <w:sz w:val="18"/>
+                <w:szCs w:val="18"/>
+              </w:rPr>
+            </w:pPr>
+            <w:r>
+              <w:rPr>
+                <w:rFonts w:ascii="Times New Roman" w:hAnsi="Times New Roman" w:cs="Times New Roman"/>
+                <w:sz w:val="18"/>
+                <w:szCs w:val="18"/>
+              </w:rPr>
+              <w:t>A high-performance Spring Boot application for processing and analyzing CSV sales data with dual storage</w:t>
+            </w:r>
+            <w:r>
+              <w:rPr>
+                <w:rFonts w:ascii="Times New Roman" w:hAnsi="Times New Roman" w:cs="Times New Roman"/>
+                <w:sz w:val="18"/>
+                <w:szCs w:val="18"/>
+              </w:rPr>
+              <w:t xml:space="preserve">: </w:t>
+            </w:r>
+            <w:r>
+              <w:rPr>
+                <w:rFonts w:ascii="Times New Roman" w:hAnsi="Times New Roman" w:cs="Times New Roman"/>
+                <w:sz w:val="18"/>
+                <w:szCs w:val="18"/>
+              </w:rPr>
+              <w:t>PostgreSQL for relational data and Elasticsearch for advanced search and analytics.</w:t>
+            </w:r>
+          </w:p>
+          <w:p>
+            <w:pPr>
+              <w:pStyle w:val="ListParagraph"/>
+              <w:numPr>
+                <w:ilvl w:val="0"/>
+                <w:numId w:val="3"/>
+              </w:numPr>
+              <w:rPr>
+                <w:rFonts w:ascii="Times New Roman" w:hAnsi="Times New Roman" w:cs="Times New Roman"/>
+                <w:sz w:val="18"/>
+                <w:szCs w:val="18"/>
+              </w:rPr>
+            </w:pPr>
+            <w:r>
+              <w:rPr>
+                <w:rFonts w:ascii="Times New Roman" w:hAnsi="Times New Roman" w:cs="Times New Roman"/>
+                <w:sz w:val="18"/>
+                <w:szCs w:val="18"/>
+              </w:rPr>
+              <w:t xml:space="preserve">Skills: </w:t>
+            </w:r>
+            <w:r>
+              <w:rPr>
+                <w:rFonts w:ascii="Times New Roman" w:hAnsi="Times New Roman" w:cs="Times New Roman"/>
+                <w:sz w:val="18"/>
+                <w:szCs w:val="18"/>
+              </w:rPr>
+              <w:t>Kotlin, Spring Boot, PostgreSQL</w:t>
+            </w:r>
+          </w:p>
+          <w:p>
+            <w:pPr>
+              <w:pStyle w:val="ListParagraph"/>
+              <w:numPr>
+                <w:ilvl w:val="0"/>
+                <w:numId w:val="3"/>
+              </w:numPr>
               <w:spacing w:after="160" w:line="360" w:lineRule="auto"/>
               <w:jc w:val="both"/>
               <w:rPr>
@@ -3562,14 +3814,6 @@
                 <w:szCs w:val="18"/>
               </w:rPr>
             </w:pPr>
-            <w:r>
-              <w:rPr>
-                <w:rFonts w:ascii="Times New Roman" w:hAnsi="Times New Roman" w:cs="Times New Roman"/>
-                <w:sz w:val="18"/>
-                <w:szCs w:val="18"/>
-              </w:rPr>
-              <w:t xml:space="preserve">A dashboard created using </w:t>
-            </w:r>
             <w:proofErr w:type="spellStart"/>
             <w:r>
               <w:rPr>
@@ -3577,7 +3821,7 @@
                 <w:sz w:val="18"/>
                 <w:szCs w:val="18"/>
               </w:rPr>
-              <w:t>PowerBi</w:t>
+              <w:t>Github</w:t>
             </w:r>
             <w:proofErr w:type="spellEnd"/>
             <w:r>
@@ -3586,94 +3830,17 @@
                 <w:sz w:val="18"/>
                 <w:szCs w:val="18"/>
               </w:rPr>
-              <w:t xml:space="preserve"> and Python to showcase key statistics of various countries recorded cyberattacks. </w:t>
-            </w:r>
-          </w:p>
-          <w:p>
-            <w:pPr>
-              <w:pStyle w:val="ListParagraph"/>
-              <w:numPr>
-                <w:ilvl w:val="0"/>
-                <w:numId w:val="3"/>
-              </w:numPr>
-              <w:spacing w:after="160" w:line="360" w:lineRule="auto"/>
-              <w:jc w:val="both"/>
-              <w:rPr>
-                <w:rFonts w:ascii="Times New Roman" w:hAnsi="Times New Roman" w:cs="Times New Roman"/>
-                <w:sz w:val="18"/>
-                <w:szCs w:val="18"/>
-              </w:rPr>
-            </w:pPr>
-            <w:r>
-              <w:rPr>
-                <w:rFonts w:ascii="Times New Roman" w:hAnsi="Times New Roman" w:cs="Times New Roman"/>
-                <w:sz w:val="18"/>
-                <w:szCs w:val="18"/>
-              </w:rPr>
-              <w:t xml:space="preserve">Skills: </w:t>
-            </w:r>
-            <w:r>
-              <w:rPr>
-                <w:rFonts w:ascii="Times New Roman" w:hAnsi="Times New Roman" w:cs="Times New Roman"/>
-                <w:sz w:val="18"/>
-                <w:szCs w:val="18"/>
-              </w:rPr>
-              <w:t xml:space="preserve">Data Visualization using </w:t>
-            </w:r>
-            <w:proofErr w:type="spellStart"/>
-            <w:r>
-              <w:rPr>
-                <w:rFonts w:ascii="Times New Roman" w:hAnsi="Times New Roman" w:cs="Times New Roman"/>
-                <w:sz w:val="18"/>
-                <w:szCs w:val="18"/>
-              </w:rPr>
-              <w:t>PowerBi</w:t>
-            </w:r>
-            <w:proofErr w:type="spellEnd"/>
-            <w:r>
-              <w:rPr>
-                <w:rFonts w:ascii="Times New Roman" w:hAnsi="Times New Roman" w:cs="Times New Roman"/>
-                <w:sz w:val="18"/>
-                <w:szCs w:val="18"/>
-              </w:rPr>
-              <w:t>.</w:t>
-            </w:r>
-          </w:p>
-          <w:p>
-            <w:pPr>
-              <w:pStyle w:val="ListParagraph"/>
-              <w:numPr>
-                <w:ilvl w:val="0"/>
-                <w:numId w:val="3"/>
-              </w:numPr>
-              <w:spacing w:after="160" w:line="360" w:lineRule="auto"/>
-              <w:jc w:val="both"/>
-              <w:rPr>
-                <w:rFonts w:ascii="Times New Roman" w:hAnsi="Times New Roman" w:cs="Times New Roman"/>
-                <w:sz w:val="18"/>
-                <w:szCs w:val="18"/>
-              </w:rPr>
-            </w:pPr>
-            <w:r>
-              <w:rPr>
-                <w:rFonts w:ascii="Times New Roman" w:hAnsi="Times New Roman" w:cs="Times New Roman"/>
-                <w:sz w:val="18"/>
-                <w:szCs w:val="18"/>
-              </w:rPr>
-              <w:t>Dashboard</w:t>
-            </w:r>
-            <w:r>
-              <w:rPr>
-                <w:rFonts w:ascii="Times New Roman" w:hAnsi="Times New Roman" w:cs="Times New Roman"/>
-                <w:sz w:val="18"/>
-                <w:szCs w:val="18"/>
-              </w:rPr>
-              <w:t>:</w:t>
-            </w:r>
-            <w:r>
-              <w:t xml:space="preserve"> </w:t>
-            </w:r>
-            <w:hyperlink r:id="rId19" w:history="1">
+              <w:t xml:space="preserve"> Report</w:t>
+            </w:r>
+            <w:r>
+              <w:rPr>
+                <w:rFonts w:ascii="Times New Roman" w:hAnsi="Times New Roman" w:cs="Times New Roman"/>
+                <w:sz w:val="18"/>
+                <w:szCs w:val="18"/>
+              </w:rPr>
+              <w:t xml:space="preserve">: </w:t>
+            </w:r>
+            <w:hyperlink r:id="rId20" w:history="1">
               <w:r>
                 <w:rPr>
                   <w:rStyle w:val="Hyperlink"/>
@@ -3681,7 +3848,7 @@
                   <w:sz w:val="18"/>
                   <w:szCs w:val="18"/>
                 </w:rPr>
-                <w:t>https://rebrand.ly/vick9s1</w:t>
+                <w:t>https://rebrand.ly/25vslnw</w:t>
               </w:r>
             </w:hyperlink>
           </w:p>
@@ -4508,7 +4675,7 @@
   <w:style w:type="paragraph" w:default="1" w:styleId="Normal">
     <w:name w:val="Normal"/>
     <w:qFormat/>
-    <w:rsid w:val="00294535"/>
+    <w:rsid w:val="001968F4"/>
   </w:style>
   <w:style w:type="paragraph" w:styleId="Heading1">
     <w:name w:val="heading 1"/>

--- a/lansangan_resume.docx
+++ b/lansangan_resume.docx
@@ -183,10 +183,7 @@
               <w:rPr>
                 <w:rFonts w:ascii="Times New Roman" w:hAnsi="Times New Roman" w:cs="Times New Roman"/>
               </w:rPr>
-              <w:t xml:space="preserve"> </w:t>
-            </w:r>
-            <w:r>
-              <w:t xml:space="preserve"> </w:t>
+              <w:t xml:space="preserve">  </w:t>
             </w:r>
             <w:hyperlink r:id="rId9" w:history="1">
               <w:r>
@@ -240,171 +237,47 @@
           </w:p>
           <w:p>
             <w:pPr>
-              <w:spacing w:line="360" w:lineRule="auto"/>
-              <w:rPr>
-                <w:rFonts w:ascii="Times New Roman" w:hAnsi="Times New Roman" w:cs="Times New Roman"/>
-                <w:sz w:val="24"/>
-                <w:szCs w:val="24"/>
-              </w:rPr>
-            </w:pPr>
-            <w:r>
-              <w:rPr>
-                <w:rFonts w:ascii="Times New Roman" w:hAnsi="Times New Roman" w:cs="Times New Roman"/>
-                <w:sz w:val="24"/>
-                <w:szCs w:val="24"/>
-                <w:highlight w:val="lightGray"/>
+              <w:pStyle w:val="SectionHeader"/>
+              <w:rPr>
+                <w:rFonts w:ascii="Times New Roman" w:hAnsi="Times New Roman" w:cs="Times New Roman"/>
+              </w:rPr>
+            </w:pPr>
+            <w:r>
+              <w:rPr>
+                <w:rFonts w:ascii="Times New Roman" w:hAnsi="Times New Roman" w:cs="Times New Roman"/>
               </w:rPr>
               <w:t>Summary</w:t>
             </w:r>
           </w:p>
           <w:p>
             <w:pPr>
-              <w:spacing w:line="360" w:lineRule="auto"/>
-              <w:rPr>
-                <w:rFonts w:ascii="Times New Roman" w:hAnsi="Times New Roman" w:cs="Times New Roman"/>
-                <w:sz w:val="18"/>
-                <w:szCs w:val="18"/>
-              </w:rPr>
-            </w:pPr>
-            <w:r>
-              <w:rPr>
-                <w:rFonts w:ascii="Times New Roman" w:hAnsi="Times New Roman" w:cs="Times New Roman"/>
-                <w:sz w:val="18"/>
-                <w:szCs w:val="18"/>
-              </w:rPr>
-              <w:t>An Applied Mathematics (</w:t>
-            </w:r>
-            <w:r>
-              <w:rPr>
-                <w:rFonts w:ascii="Times New Roman" w:hAnsi="Times New Roman" w:cs="Times New Roman"/>
-                <w:sz w:val="18"/>
-                <w:szCs w:val="18"/>
-              </w:rPr>
-              <w:t xml:space="preserve">Data </w:t>
-            </w:r>
-            <w:r>
-              <w:rPr>
-                <w:rFonts w:ascii="Times New Roman" w:hAnsi="Times New Roman" w:cs="Times New Roman"/>
-                <w:sz w:val="18"/>
-                <w:szCs w:val="18"/>
-              </w:rPr>
-              <w:t>S</w:t>
-            </w:r>
-            <w:r>
-              <w:rPr>
-                <w:rFonts w:ascii="Times New Roman" w:hAnsi="Times New Roman" w:cs="Times New Roman"/>
-                <w:sz w:val="18"/>
-                <w:szCs w:val="18"/>
-              </w:rPr>
-              <w:t>cience</w:t>
-            </w:r>
-            <w:r>
-              <w:rPr>
-                <w:rFonts w:ascii="Times New Roman" w:hAnsi="Times New Roman" w:cs="Times New Roman"/>
-                <w:sz w:val="18"/>
-                <w:szCs w:val="18"/>
-              </w:rPr>
-              <w:t xml:space="preserve">) </w:t>
-            </w:r>
-            <w:r>
-              <w:rPr>
-                <w:rFonts w:ascii="Times New Roman" w:hAnsi="Times New Roman" w:cs="Times New Roman"/>
-                <w:sz w:val="18"/>
-                <w:szCs w:val="18"/>
-              </w:rPr>
-              <w:t>student with diverse experience spanning machine learning, web development, statistical analysis</w:t>
-            </w:r>
-            <w:r>
-              <w:rPr>
-                <w:rFonts w:ascii="Times New Roman" w:hAnsi="Times New Roman" w:cs="Times New Roman"/>
-                <w:sz w:val="18"/>
-                <w:szCs w:val="18"/>
-              </w:rPr>
-              <w:t xml:space="preserve">, and data visualization using Business Intelligence tools like </w:t>
-            </w:r>
-            <w:r>
-              <w:rPr>
-                <w:rFonts w:ascii="Times New Roman" w:hAnsi="Times New Roman" w:cs="Times New Roman"/>
-                <w:sz w:val="18"/>
-                <w:szCs w:val="18"/>
-              </w:rPr>
-              <w:t>Tableau</w:t>
-            </w:r>
-            <w:r>
-              <w:rPr>
-                <w:rFonts w:ascii="Times New Roman" w:hAnsi="Times New Roman" w:cs="Times New Roman"/>
-                <w:sz w:val="18"/>
-                <w:szCs w:val="18"/>
-              </w:rPr>
-              <w:t xml:space="preserve">, </w:t>
-            </w:r>
-            <w:r>
-              <w:rPr>
-                <w:rFonts w:ascii="Times New Roman" w:hAnsi="Times New Roman" w:cs="Times New Roman"/>
-                <w:sz w:val="18"/>
-                <w:szCs w:val="18"/>
-              </w:rPr>
-              <w:t xml:space="preserve">Excel and </w:t>
-            </w:r>
-            <w:proofErr w:type="spellStart"/>
-            <w:r>
-              <w:rPr>
-                <w:rFonts w:ascii="Times New Roman" w:hAnsi="Times New Roman" w:cs="Times New Roman"/>
-                <w:sz w:val="18"/>
-                <w:szCs w:val="18"/>
-              </w:rPr>
-              <w:t>PowerBi</w:t>
-            </w:r>
-            <w:proofErr w:type="spellEnd"/>
-            <w:r>
-              <w:rPr>
-                <w:rFonts w:ascii="Times New Roman" w:hAnsi="Times New Roman" w:cs="Times New Roman"/>
-                <w:sz w:val="18"/>
-                <w:szCs w:val="18"/>
-              </w:rPr>
-              <w:t xml:space="preserve">. </w:t>
-            </w:r>
-            <w:r>
-              <w:rPr>
-                <w:rFonts w:ascii="Times New Roman" w:hAnsi="Times New Roman" w:cs="Times New Roman"/>
-                <w:sz w:val="18"/>
-                <w:szCs w:val="18"/>
-              </w:rPr>
-              <w:t>Have d</w:t>
-            </w:r>
-            <w:r>
-              <w:rPr>
-                <w:rFonts w:ascii="Times New Roman" w:hAnsi="Times New Roman" w:cs="Times New Roman"/>
-                <w:sz w:val="18"/>
-                <w:szCs w:val="18"/>
-              </w:rPr>
-              <w:t>emonstrated ability to lead technical teams, automate business processes, and build predictive models across multiple domains including sports analytics and environmental forecasting.</w:t>
-            </w:r>
-            <w:r>
-              <w:rPr>
-                <w:rFonts w:ascii="Times New Roman" w:hAnsi="Times New Roman" w:cs="Times New Roman"/>
-                <w:sz w:val="18"/>
-                <w:szCs w:val="18"/>
-              </w:rPr>
-              <w:t xml:space="preserve"> </w:t>
-            </w:r>
-          </w:p>
-          <w:p>
-            <w:pPr>
-              <w:spacing w:line="360" w:lineRule="auto"/>
-              <w:rPr>
-                <w:rFonts w:ascii="Times New Roman" w:hAnsi="Times New Roman" w:cs="Times New Roman"/>
-                <w:sz w:val="18"/>
-                <w:szCs w:val="18"/>
-              </w:rPr>
-            </w:pPr>
-            <w:r>
-              <w:rPr>
-                <w:rFonts w:ascii="Times New Roman" w:hAnsi="Times New Roman" w:cs="Times New Roman"/>
-                <w:sz w:val="18"/>
-                <w:szCs w:val="18"/>
-              </w:rPr>
-              <w:t xml:space="preserve"> </w:t>
+              <w:rPr>
+                <w:rFonts w:ascii="Times New Roman" w:hAnsi="Times New Roman" w:cs="Times New Roman"/>
+              </w:rPr>
+            </w:pPr>
+            <w:r>
+              <w:rPr>
+                <w:rFonts w:ascii="Times New Roman" w:hAnsi="Times New Roman" w:cs="Times New Roman"/>
+                <w:sz w:val="21"/>
+                <w:szCs w:val="21"/>
+              </w:rPr>
+              <w:t xml:space="preserve">Applied Mathematics student (Data Science track) with </w:t>
+            </w:r>
+            <w:r>
+              <w:rPr>
+                <w:rFonts w:ascii="Times New Roman" w:hAnsi="Times New Roman" w:cs="Times New Roman"/>
+                <w:sz w:val="21"/>
+                <w:szCs w:val="21"/>
+              </w:rPr>
+              <w:t xml:space="preserve">diverse portfolio along with </w:t>
+            </w:r>
+            <w:r>
+              <w:rPr>
+                <w:rFonts w:ascii="Times New Roman" w:hAnsi="Times New Roman" w:cs="Times New Roman"/>
+                <w:sz w:val="21"/>
+                <w:szCs w:val="21"/>
+              </w:rPr>
+              <w:t>2+ years of freelance experience in data automation, machine learning, and web development. Built predictive models achieving 87.6% accuracy on imbalanced datasets and led a 3-person team delivering a production booking system. Seeking entry-level Data Scientist/Analyst role.</w:t>
             </w:r>
           </w:p>
         </w:tc>
@@ -436,19 +309,14 @@
           </w:p>
           <w:p>
             <w:pPr>
-              <w:spacing w:line="360" w:lineRule="auto"/>
-              <w:rPr>
-                <w:rFonts w:ascii="Times New Roman" w:hAnsi="Times New Roman" w:cs="Times New Roman"/>
-                <w:sz w:val="24"/>
-                <w:szCs w:val="24"/>
-              </w:rPr>
-            </w:pPr>
-            <w:r>
-              <w:rPr>
-                <w:rFonts w:ascii="Times New Roman" w:hAnsi="Times New Roman" w:cs="Times New Roman"/>
-                <w:sz w:val="24"/>
-                <w:szCs w:val="24"/>
-                <w:highlight w:val="lightGray"/>
+              <w:pStyle w:val="SectionHeader"/>
+              <w:rPr>
+                <w:rFonts w:ascii="Times New Roman" w:hAnsi="Times New Roman" w:cs="Times New Roman"/>
+              </w:rPr>
+            </w:pPr>
+            <w:r>
+              <w:rPr>
+                <w:rFonts w:ascii="Times New Roman" w:hAnsi="Times New Roman" w:cs="Times New Roman"/>
               </w:rPr>
               <w:t>Education</w:t>
             </w:r>
@@ -461,17 +329,16 @@
                 <w:b/>
                 <w:bCs/>
                 <w:color w:val="404040" w:themeColor="text1" w:themeTint="BF"/>
-                <w:sz w:val="18"/>
-                <w:szCs w:val="18"/>
-              </w:rPr>
-            </w:pPr>
+                <w:szCs w:val="18"/>
+              </w:rPr>
+            </w:pPr>
+            <w:proofErr w:type="gramStart"/>
             <w:r>
               <w:rPr>
                 <w:rFonts w:ascii="Times New Roman" w:hAnsi="Times New Roman" w:cs="Times New Roman"/>
                 <w:b/>
                 <w:bCs/>
                 <w:color w:val="404040" w:themeColor="text1" w:themeTint="BF"/>
-                <w:sz w:val="18"/>
                 <w:szCs w:val="18"/>
               </w:rPr>
               <w:t>Bachelor’s Degree</w:t>
@@ -482,198 +349,126 @@
                 <w:b/>
                 <w:bCs/>
                 <w:color w:val="404040" w:themeColor="text1" w:themeTint="BF"/>
-                <w:sz w:val="18"/>
-                <w:szCs w:val="18"/>
-              </w:rPr>
-              <w:t xml:space="preserve"> in Applied Mathematic (Data Science track)</w:t>
-            </w:r>
-          </w:p>
-          <w:p>
-            <w:pPr>
-              <w:spacing w:line="360" w:lineRule="auto"/>
-              <w:rPr>
-                <w:rFonts w:ascii="Times New Roman" w:hAnsi="Times New Roman" w:cs="Times New Roman"/>
-                <w:sz w:val="18"/>
-                <w:szCs w:val="18"/>
-              </w:rPr>
-            </w:pPr>
-            <w:r>
-              <w:rPr>
-                <w:rFonts w:ascii="Times New Roman" w:hAnsi="Times New Roman" w:cs="Times New Roman"/>
-                <w:sz w:val="18"/>
-                <w:szCs w:val="18"/>
-              </w:rPr>
-              <w:t>August</w:t>
-            </w:r>
-            <w:r>
-              <w:rPr>
-                <w:rFonts w:ascii="Times New Roman" w:hAnsi="Times New Roman" w:cs="Times New Roman"/>
-                <w:sz w:val="18"/>
-                <w:szCs w:val="18"/>
-              </w:rPr>
-              <w:t xml:space="preserve"> 2022 - Present | Far Eastern University (Manila)</w:t>
-            </w:r>
-          </w:p>
-          <w:p>
-            <w:pPr>
-              <w:spacing w:line="360" w:lineRule="auto"/>
-              <w:ind w:left="720"/>
+                <w:szCs w:val="18"/>
+              </w:rPr>
+              <w:t xml:space="preserve"> in Applied Mathematic</w:t>
+            </w:r>
+            <w:r>
               <w:rPr>
                 <w:rFonts w:ascii="Times New Roman" w:hAnsi="Times New Roman" w:cs="Times New Roman"/>
                 <w:b/>
                 <w:bCs/>
-                <w:sz w:val="16"/>
-                <w:szCs w:val="16"/>
-              </w:rPr>
-            </w:pPr>
-            <w:r>
-              <w:rPr>
-                <w:rFonts w:ascii="Times New Roman" w:hAnsi="Times New Roman" w:cs="Times New Roman"/>
-                <w:sz w:val="16"/>
-                <w:szCs w:val="16"/>
-              </w:rPr>
-              <w:t>Relevant</w:t>
-            </w:r>
+                <w:color w:val="404040" w:themeColor="text1" w:themeTint="BF"/>
+                <w:szCs w:val="18"/>
+              </w:rPr>
+              <w:t>s</w:t>
+            </w:r>
+            <w:proofErr w:type="gramEnd"/>
             <w:r>
               <w:rPr>
                 <w:rFonts w:ascii="Times New Roman" w:hAnsi="Times New Roman" w:cs="Times New Roman"/>
                 <w:b/>
                 <w:bCs/>
-                <w:sz w:val="16"/>
+                <w:color w:val="404040" w:themeColor="text1" w:themeTint="BF"/>
+                <w:szCs w:val="18"/>
+              </w:rPr>
+              <w:t xml:space="preserve"> (Data Science track)</w:t>
+            </w:r>
+          </w:p>
+          <w:p>
+            <w:pPr>
+              <w:spacing w:line="360" w:lineRule="auto"/>
+              <w:rPr>
+                <w:rFonts w:ascii="Times New Roman" w:hAnsi="Times New Roman" w:cs="Times New Roman"/>
+                <w:sz w:val="20"/>
+                <w:szCs w:val="18"/>
+              </w:rPr>
+            </w:pPr>
+            <w:r>
+              <w:rPr>
+                <w:rFonts w:ascii="Times New Roman" w:hAnsi="Times New Roman" w:cs="Times New Roman"/>
+                <w:sz w:val="20"/>
+                <w:szCs w:val="18"/>
+              </w:rPr>
+              <w:t>August</w:t>
+            </w:r>
+            <w:r>
+              <w:rPr>
+                <w:rFonts w:ascii="Times New Roman" w:hAnsi="Times New Roman" w:cs="Times New Roman"/>
+                <w:sz w:val="20"/>
+                <w:szCs w:val="18"/>
+              </w:rPr>
+              <w:t xml:space="preserve"> 2022 - Present | Far Eastern University (Manila)</w:t>
+            </w:r>
+          </w:p>
+          <w:p>
+            <w:pPr>
+              <w:rPr>
+                <w:rFonts w:ascii="Times New Roman" w:hAnsi="Times New Roman" w:cs="Times New Roman"/>
+                <w:bCs/>
+                <w:sz w:val="20"/>
                 <w:szCs w:val="16"/>
               </w:rPr>
-              <w:t xml:space="preserve"> </w:t>
-            </w:r>
-            <w:r>
-              <w:rPr>
-                <w:rFonts w:ascii="Times New Roman" w:hAnsi="Times New Roman" w:cs="Times New Roman"/>
-                <w:sz w:val="16"/>
+            </w:pPr>
+            <w:r>
+              <w:rPr>
+                <w:rFonts w:ascii="Times New Roman" w:hAnsi="Times New Roman" w:cs="Times New Roman"/>
+                <w:sz w:val="20"/>
                 <w:szCs w:val="16"/>
               </w:rPr>
-              <w:t>Coursework</w:t>
+              <w:t>Relevant</w:t>
             </w:r>
             <w:r>
               <w:rPr>
                 <w:rFonts w:ascii="Times New Roman" w:hAnsi="Times New Roman" w:cs="Times New Roman"/>
                 <w:b/>
                 <w:bCs/>
-                <w:sz w:val="16"/>
+                <w:sz w:val="20"/>
                 <w:szCs w:val="16"/>
               </w:rPr>
+              <w:t xml:space="preserve"> </w:t>
+            </w:r>
+            <w:r>
+              <w:rPr>
+                <w:rFonts w:ascii="Times New Roman" w:hAnsi="Times New Roman" w:cs="Times New Roman"/>
+                <w:sz w:val="20"/>
+                <w:szCs w:val="16"/>
+              </w:rPr>
+              <w:t>Coursework</w:t>
+            </w:r>
+            <w:r>
+              <w:rPr>
+                <w:rFonts w:ascii="Times New Roman" w:hAnsi="Times New Roman" w:cs="Times New Roman"/>
+                <w:b/>
+                <w:bCs/>
+                <w:sz w:val="20"/>
+                <w:szCs w:val="16"/>
+              </w:rPr>
               <w:t xml:space="preserve">: </w:t>
             </w:r>
-          </w:p>
-          <w:p>
-            <w:pPr>
-              <w:spacing w:line="360" w:lineRule="auto"/>
-              <w:ind w:left="1440"/>
-              <w:rPr>
-                <w:rFonts w:ascii="Times New Roman" w:hAnsi="Times New Roman" w:cs="Times New Roman"/>
-                <w:sz w:val="16"/>
+            <w:r>
+              <w:rPr>
+                <w:sz w:val="26"/>
+              </w:rPr>
+              <w:t xml:space="preserve"> </w:t>
+            </w:r>
+            <w:r>
+              <w:rPr>
+                <w:rFonts w:ascii="Times New Roman" w:hAnsi="Times New Roman" w:cs="Times New Roman"/>
+                <w:bCs/>
+                <w:sz w:val="20"/>
                 <w:szCs w:val="16"/>
               </w:rPr>
-            </w:pPr>
-            <w:r>
-              <w:rPr>
-                <w:rFonts w:ascii="Times New Roman" w:hAnsi="Times New Roman" w:cs="Times New Roman"/>
-                <w:sz w:val="16"/>
+              <w:t>Machine Learning, Statistical Analysis, Data Mining and Wrangling, Data Visualization, Cl</w:t>
+            </w:r>
+            <w:r>
+              <w:rPr>
+                <w:rFonts w:ascii="Times New Roman" w:hAnsi="Times New Roman" w:cs="Times New Roman"/>
+                <w:bCs/>
+                <w:sz w:val="20"/>
                 <w:szCs w:val="16"/>
               </w:rPr>
-              <w:t>Data Visualization and Storytelling, Statistical Analysis,</w:t>
-            </w:r>
-          </w:p>
-          <w:p>
-            <w:pPr>
-              <w:spacing w:line="360" w:lineRule="auto"/>
-              <w:ind w:left="1440"/>
-              <w:rPr>
-                <w:rFonts w:ascii="Times New Roman" w:hAnsi="Times New Roman" w:cs="Times New Roman"/>
-                <w:sz w:val="16"/>
-                <w:szCs w:val="16"/>
-              </w:rPr>
-            </w:pPr>
-            <w:r>
-              <w:rPr>
-                <w:rFonts w:ascii="Times New Roman" w:hAnsi="Times New Roman" w:cs="Times New Roman"/>
-                <w:sz w:val="16"/>
-                <w:szCs w:val="16"/>
-              </w:rPr>
-              <w:t>Probability and Probability Distributions, Statistical Theory,</w:t>
-            </w:r>
-          </w:p>
-          <w:p>
-            <w:pPr>
-              <w:spacing w:line="360" w:lineRule="auto"/>
-              <w:ind w:left="1440"/>
-              <w:rPr>
-                <w:rFonts w:ascii="Times New Roman" w:hAnsi="Times New Roman" w:cs="Times New Roman"/>
-                <w:sz w:val="16"/>
-                <w:szCs w:val="16"/>
-              </w:rPr>
-            </w:pPr>
-            <w:r>
-              <w:rPr>
-                <w:rFonts w:ascii="Times New Roman" w:hAnsi="Times New Roman" w:cs="Times New Roman"/>
-                <w:sz w:val="16"/>
-                <w:szCs w:val="16"/>
-              </w:rPr>
-              <w:t xml:space="preserve">Linear Algebra, Data Warehousing, Linear Models, </w:t>
-            </w:r>
-          </w:p>
-          <w:p>
-            <w:pPr>
-              <w:spacing w:line="360" w:lineRule="auto"/>
-              <w:ind w:left="1440"/>
-              <w:rPr>
-                <w:rFonts w:ascii="Times New Roman" w:hAnsi="Times New Roman" w:cs="Times New Roman"/>
-                <w:sz w:val="16"/>
-                <w:szCs w:val="16"/>
-              </w:rPr>
-            </w:pPr>
-            <w:r>
-              <w:rPr>
-                <w:rFonts w:ascii="Times New Roman" w:hAnsi="Times New Roman" w:cs="Times New Roman"/>
-                <w:sz w:val="16"/>
-                <w:szCs w:val="16"/>
-              </w:rPr>
-              <w:t xml:space="preserve">Exploratory Data Analysis, Data Mining and Wrangling, </w:t>
-            </w:r>
-          </w:p>
-          <w:p>
-            <w:pPr>
-              <w:spacing w:line="360" w:lineRule="auto"/>
-              <w:ind w:left="1440"/>
-              <w:rPr>
-                <w:rFonts w:ascii="Times New Roman" w:hAnsi="Times New Roman" w:cs="Times New Roman"/>
-                <w:sz w:val="16"/>
-                <w:szCs w:val="16"/>
-              </w:rPr>
-            </w:pPr>
-            <w:r>
-              <w:rPr>
-                <w:rFonts w:ascii="Times New Roman" w:hAnsi="Times New Roman" w:cs="Times New Roman"/>
-                <w:sz w:val="16"/>
-                <w:szCs w:val="16"/>
-              </w:rPr>
-              <w:t>Numerical Analysis, Operations Research, Advanced Calculus</w:t>
-            </w:r>
-          </w:p>
-          <w:p>
-            <w:pPr>
-              <w:spacing w:line="360" w:lineRule="auto"/>
-              <w:rPr>
-                <w:rFonts w:ascii="Times New Roman" w:hAnsi="Times New Roman" w:cs="Times New Roman"/>
-                <w:sz w:val="6"/>
-                <w:szCs w:val="6"/>
-              </w:rPr>
-            </w:pPr>
-            <w:r>
-              <w:rPr>
-                <w:rFonts w:ascii="Times New Roman" w:hAnsi="Times New Roman" w:cs="Times New Roman"/>
-                <w:sz w:val="18"/>
-                <w:szCs w:val="18"/>
-              </w:rPr>
-              <w:t xml:space="preserve"> </w:t>
+              <w:t>oud Computing, Data Warehousing</w:t>
             </w:r>
           </w:p>
         </w:tc>
@@ -705,21 +500,10 @@
           </w:p>
           <w:p>
             <w:pPr>
-              <w:spacing w:line="360" w:lineRule="auto"/>
-              <w:rPr>
-                <w:rFonts w:ascii="Times New Roman" w:hAnsi="Times New Roman" w:cs="Times New Roman"/>
-                <w:sz w:val="24"/>
-                <w:szCs w:val="24"/>
-              </w:rPr>
-            </w:pPr>
-            <w:r>
-              <w:rPr>
-                <w:rFonts w:ascii="Times New Roman" w:hAnsi="Times New Roman" w:cs="Times New Roman"/>
-                <w:sz w:val="24"/>
-                <w:szCs w:val="24"/>
-                <w:highlight w:val="lightGray"/>
-              </w:rPr>
-              <w:t>Relevant Experience</w:t>
+              <w:pStyle w:val="SectionHeader"/>
+            </w:pPr>
+            <w:r>
+              <w:t>Experience</w:t>
             </w:r>
           </w:p>
           <w:p>
@@ -797,15 +581,7 @@
                 <w:sz w:val="18"/>
                 <w:szCs w:val="18"/>
               </w:rPr>
-              <w:t>September 2020 - December 2022</w:t>
-            </w:r>
-            <w:r>
-              <w:rPr>
-                <w:rFonts w:ascii="Times New Roman" w:hAnsi="Times New Roman" w:cs="Times New Roman"/>
-                <w:sz w:val="18"/>
-                <w:szCs w:val="18"/>
-              </w:rPr>
-              <w:t xml:space="preserve"> | Upwork Freelance</w:t>
+              <w:t>September 2020 - December 2022 | Upwork Freelance</w:t>
             </w:r>
           </w:p>
           <w:p>
@@ -873,18 +649,6 @@
               </w:rPr>
               <w:t>), improving efficiency.</w:t>
             </w:r>
-          </w:p>
-          <w:p>
-            <w:pPr>
-              <w:spacing w:line="360" w:lineRule="auto"/>
-              <w:ind w:left="720"/>
-              <w:jc w:val="both"/>
-              <w:rPr>
-                <w:rFonts w:ascii="Times New Roman" w:hAnsi="Times New Roman" w:cs="Times New Roman"/>
-                <w:sz w:val="18"/>
-                <w:szCs w:val="18"/>
-              </w:rPr>
-            </w:pPr>
           </w:p>
           <w:p>
             <w:pPr>
@@ -940,15 +704,7 @@
                 <w:sz w:val="18"/>
                 <w:szCs w:val="18"/>
               </w:rPr>
-              <w:t xml:space="preserve"> </w:t>
-            </w:r>
-            <w:r>
-              <w:rPr>
-                <w:rFonts w:ascii="Times New Roman" w:hAnsi="Times New Roman" w:cs="Times New Roman"/>
-                <w:sz w:val="18"/>
-                <w:szCs w:val="18"/>
-              </w:rPr>
-              <w:t>Upwork</w:t>
+              <w:t xml:space="preserve"> Upwork</w:t>
             </w:r>
             <w:proofErr w:type="gramEnd"/>
             <w:r>
@@ -989,15 +745,7 @@
                 <w:sz w:val="18"/>
                 <w:szCs w:val="18"/>
               </w:rPr>
-              <w:t xml:space="preserve">based on </w:t>
-            </w:r>
-            <w:r>
-              <w:rPr>
-                <w:rFonts w:ascii="Times New Roman" w:hAnsi="Times New Roman" w:cs="Times New Roman"/>
-                <w:sz w:val="18"/>
-                <w:szCs w:val="18"/>
-              </w:rPr>
-              <w:t xml:space="preserve">Java Spring Framework </w:t>
+              <w:t xml:space="preserve">based on Java Spring Framework </w:t>
             </w:r>
             <w:r>
               <w:rPr>
@@ -1041,176 +789,103 @@
                 <w:b/>
                 <w:bCs/>
                 <w:color w:val="404040" w:themeColor="text1" w:themeTint="BF"/>
-                <w:sz w:val="18"/>
-                <w:szCs w:val="18"/>
-              </w:rPr>
-            </w:pPr>
-          </w:p>
-          <w:p>
-            <w:pPr>
-              <w:spacing w:line="360" w:lineRule="auto"/>
-              <w:jc w:val="both"/>
+              </w:rPr>
+            </w:pPr>
+            <w:r>
               <w:rPr>
                 <w:rFonts w:ascii="Times New Roman" w:hAnsi="Times New Roman" w:cs="Times New Roman"/>
                 <w:b/>
                 <w:bCs/>
                 <w:color w:val="404040" w:themeColor="text1" w:themeTint="BF"/>
               </w:rPr>
-            </w:pPr>
-            <w:r>
+              <w:t>Lead Web Developer</w:t>
+            </w:r>
+          </w:p>
+          <w:p>
+            <w:pPr>
+              <w:spacing w:line="360" w:lineRule="auto"/>
+              <w:jc w:val="both"/>
+              <w:rPr>
+                <w:rFonts w:ascii="Times New Roman" w:hAnsi="Times New Roman" w:cs="Times New Roman"/>
+                <w:sz w:val="18"/>
+                <w:szCs w:val="18"/>
+              </w:rPr>
+            </w:pPr>
+            <w:r>
+              <w:rPr>
+                <w:rFonts w:ascii="Times New Roman" w:hAnsi="Times New Roman" w:cs="Times New Roman"/>
+                <w:sz w:val="18"/>
+                <w:szCs w:val="18"/>
+              </w:rPr>
+              <w:t>March 2024 - June 2024 | Amadeus Music Studios Company</w:t>
+            </w:r>
+          </w:p>
+          <w:p>
+            <w:pPr>
+              <w:pStyle w:val="ListParagraph"/>
+              <w:numPr>
+                <w:ilvl w:val="0"/>
+                <w:numId w:val="3"/>
+              </w:numPr>
+              <w:spacing w:line="360" w:lineRule="auto"/>
+              <w:jc w:val="both"/>
+              <w:rPr>
+                <w:rFonts w:ascii="Times New Roman" w:hAnsi="Times New Roman" w:cs="Times New Roman"/>
+                <w:sz w:val="18"/>
+                <w:szCs w:val="18"/>
+              </w:rPr>
+            </w:pPr>
+            <w:r>
+              <w:rPr>
+                <w:rFonts w:ascii="Times New Roman" w:hAnsi="Times New Roman" w:cs="Times New Roman"/>
+                <w:sz w:val="18"/>
+                <w:szCs w:val="18"/>
+              </w:rPr>
+              <w:t>Led team to develop online booking website for music studio with real-time room availability</w:t>
+            </w:r>
+          </w:p>
+          <w:p>
+            <w:pPr>
+              <w:pStyle w:val="ListParagraph"/>
+              <w:numPr>
+                <w:ilvl w:val="0"/>
+                <w:numId w:val="3"/>
+              </w:numPr>
+              <w:spacing w:line="360" w:lineRule="auto"/>
+              <w:jc w:val="both"/>
+              <w:rPr>
+                <w:rFonts w:ascii="Times New Roman" w:hAnsi="Times New Roman" w:cs="Times New Roman"/>
+                <w:sz w:val="18"/>
+                <w:szCs w:val="18"/>
+              </w:rPr>
+            </w:pPr>
+            <w:r>
+              <w:rPr>
+                <w:rFonts w:ascii="Times New Roman" w:hAnsi="Times New Roman" w:cs="Times New Roman"/>
+                <w:sz w:val="18"/>
+                <w:szCs w:val="18"/>
+              </w:rPr>
+              <w:t>Live site: http://amadeusmusicstudios.com/HOME/HOME.php</w:t>
+            </w:r>
+          </w:p>
+          <w:p>
+            <w:pPr>
+              <w:spacing w:line="360" w:lineRule="auto"/>
+              <w:jc w:val="both"/>
               <w:rPr>
                 <w:rFonts w:ascii="Times New Roman" w:hAnsi="Times New Roman" w:cs="Times New Roman"/>
                 <w:b/>
                 <w:bCs/>
                 <w:color w:val="404040" w:themeColor="text1" w:themeTint="BF"/>
               </w:rPr>
-              <w:t>Lead Web Developer</w:t>
-            </w:r>
-          </w:p>
-          <w:p>
-            <w:pPr>
-              <w:spacing w:line="360" w:lineRule="auto"/>
-              <w:jc w:val="both"/>
-              <w:rPr>
-                <w:rFonts w:ascii="Times New Roman" w:hAnsi="Times New Roman" w:cs="Times New Roman"/>
-                <w:sz w:val="18"/>
-                <w:szCs w:val="18"/>
-              </w:rPr>
-            </w:pPr>
-            <w:r>
-              <w:rPr>
-                <w:rFonts w:ascii="Times New Roman" w:hAnsi="Times New Roman" w:cs="Times New Roman"/>
-                <w:sz w:val="18"/>
-                <w:szCs w:val="18"/>
-              </w:rPr>
-              <w:t>Mar</w:t>
-            </w:r>
-            <w:r>
-              <w:rPr>
-                <w:rFonts w:ascii="Times New Roman" w:hAnsi="Times New Roman" w:cs="Times New Roman"/>
-                <w:sz w:val="18"/>
-                <w:szCs w:val="18"/>
-              </w:rPr>
-              <w:t>ch</w:t>
-            </w:r>
-            <w:r>
-              <w:rPr>
-                <w:rFonts w:ascii="Times New Roman" w:hAnsi="Times New Roman" w:cs="Times New Roman"/>
-                <w:sz w:val="18"/>
-                <w:szCs w:val="18"/>
-              </w:rPr>
-              <w:t xml:space="preserve"> 2024 - Jun</w:t>
-            </w:r>
-            <w:r>
-              <w:rPr>
-                <w:rFonts w:ascii="Times New Roman" w:hAnsi="Times New Roman" w:cs="Times New Roman"/>
-                <w:sz w:val="18"/>
-                <w:szCs w:val="18"/>
-              </w:rPr>
-              <w:t>e</w:t>
-            </w:r>
-            <w:r>
-              <w:rPr>
-                <w:rFonts w:ascii="Times New Roman" w:hAnsi="Times New Roman" w:cs="Times New Roman"/>
-                <w:sz w:val="18"/>
-                <w:szCs w:val="18"/>
-              </w:rPr>
-              <w:t xml:space="preserve"> 2024 </w:t>
-            </w:r>
-            <w:r>
-              <w:rPr>
-                <w:rFonts w:ascii="Times New Roman" w:hAnsi="Times New Roman" w:cs="Times New Roman"/>
-                <w:sz w:val="18"/>
-                <w:szCs w:val="18"/>
-              </w:rPr>
-              <w:t xml:space="preserve">| </w:t>
-            </w:r>
-            <w:r>
-              <w:rPr>
-                <w:rFonts w:ascii="Times New Roman" w:hAnsi="Times New Roman" w:cs="Times New Roman"/>
-                <w:sz w:val="18"/>
-                <w:szCs w:val="18"/>
-              </w:rPr>
-              <w:t>Amadeus Music Studios Company</w:t>
-            </w:r>
-          </w:p>
-          <w:p>
-            <w:pPr>
-              <w:pStyle w:val="ListParagraph"/>
-              <w:numPr>
-                <w:ilvl w:val="0"/>
-                <w:numId w:val="3"/>
-              </w:numPr>
-              <w:spacing w:line="360" w:lineRule="auto"/>
-              <w:jc w:val="both"/>
-              <w:rPr>
-                <w:rFonts w:ascii="Times New Roman" w:hAnsi="Times New Roman" w:cs="Times New Roman"/>
-                <w:sz w:val="18"/>
-                <w:szCs w:val="18"/>
-              </w:rPr>
-            </w:pPr>
-            <w:r>
-              <w:rPr>
-                <w:rFonts w:ascii="Times New Roman" w:hAnsi="Times New Roman" w:cs="Times New Roman"/>
-                <w:sz w:val="18"/>
-                <w:szCs w:val="18"/>
-              </w:rPr>
-              <w:t>Led team to develop online booking website for music studio with real-time room availability</w:t>
-            </w:r>
-          </w:p>
-          <w:p>
-            <w:pPr>
-              <w:pStyle w:val="ListParagraph"/>
-              <w:numPr>
-                <w:ilvl w:val="0"/>
-                <w:numId w:val="3"/>
-              </w:numPr>
-              <w:spacing w:line="360" w:lineRule="auto"/>
-              <w:jc w:val="both"/>
-              <w:rPr>
-                <w:rFonts w:ascii="Times New Roman" w:hAnsi="Times New Roman" w:cs="Times New Roman"/>
-                <w:sz w:val="18"/>
-                <w:szCs w:val="18"/>
-              </w:rPr>
-            </w:pPr>
-            <w:r>
-              <w:rPr>
-                <w:rFonts w:ascii="Times New Roman" w:hAnsi="Times New Roman" w:cs="Times New Roman"/>
-                <w:sz w:val="18"/>
-                <w:szCs w:val="18"/>
-              </w:rPr>
-              <w:t>Live site: http://amadeusmusicstudios.com/HOME/HOME.php</w:t>
-            </w:r>
-          </w:p>
-          <w:p>
-            <w:pPr>
-              <w:spacing w:line="360" w:lineRule="auto"/>
-              <w:jc w:val="both"/>
-              <w:rPr>
-                <w:rFonts w:ascii="Times New Roman" w:hAnsi="Times New Roman" w:cs="Times New Roman"/>
-                <w:sz w:val="18"/>
-                <w:szCs w:val="18"/>
-              </w:rPr>
-            </w:pPr>
-          </w:p>
-          <w:p>
-            <w:pPr>
-              <w:spacing w:line="360" w:lineRule="auto"/>
-              <w:jc w:val="both"/>
+            </w:pPr>
+            <w:r>
               <w:rPr>
                 <w:rFonts w:ascii="Times New Roman" w:hAnsi="Times New Roman" w:cs="Times New Roman"/>
                 <w:b/>
                 <w:bCs/>
                 <w:color w:val="404040" w:themeColor="text1" w:themeTint="BF"/>
               </w:rPr>
-            </w:pPr>
-            <w:r>
-              <w:rPr>
-                <w:rFonts w:ascii="Times New Roman" w:hAnsi="Times New Roman" w:cs="Times New Roman"/>
-                <w:b/>
-                <w:bCs/>
-                <w:color w:val="404040" w:themeColor="text1" w:themeTint="BF"/>
-              </w:rPr>
               <w:t xml:space="preserve">Survey Designer and Form Handler </w:t>
             </w:r>
           </w:p>
@@ -1315,14 +990,11 @@
           </w:p>
           <w:p>
             <w:pPr>
-              <w:spacing w:line="360" w:lineRule="auto"/>
-              <w:jc w:val="both"/>
-              <w:rPr>
-                <w:rFonts w:ascii="Times New Roman" w:hAnsi="Times New Roman" w:cs="Times New Roman"/>
-                <w:sz w:val="6"/>
-                <w:szCs w:val="6"/>
-              </w:rPr>
-            </w:pPr>
+              <w:pStyle w:val="SectionHeader"/>
+            </w:pPr>
+            <w:r>
+              <w:t>Skills</w:t>
+            </w:r>
           </w:p>
         </w:tc>
       </w:tr>
@@ -1362,15 +1034,6 @@
             <w:r>
               <w:rPr>
                 <w:rFonts w:ascii="Times New Roman" w:hAnsi="Times New Roman" w:cs="Times New Roman"/>
-                <w:sz w:val="24"/>
-                <w:szCs w:val="24"/>
-                <w:highlight w:val="lightGray"/>
-              </w:rPr>
-              <w:t xml:space="preserve">Skills </w:t>
-            </w:r>
-            <w:r>
-              <w:rPr>
-                <w:rFonts w:ascii="Times New Roman" w:hAnsi="Times New Roman" w:cs="Times New Roman"/>
                 <w:sz w:val="16"/>
                 <w:szCs w:val="16"/>
                 <w:highlight w:val="lightGray"/>
@@ -1398,15 +1061,7 @@
                 <w:sz w:val="18"/>
                 <w:szCs w:val="18"/>
               </w:rPr>
-              <w:t>P</w:t>
-            </w:r>
-            <w:r>
-              <w:rPr>
-                <w:rFonts w:ascii="Times New Roman" w:hAnsi="Times New Roman" w:cs="Times New Roman"/>
-                <w:sz w:val="18"/>
-                <w:szCs w:val="18"/>
-              </w:rPr>
-              <w:t>ython</w:t>
+              <w:t>Python</w:t>
             </w:r>
           </w:p>
           <w:p>
@@ -1475,7 +1130,6 @@
                 <w:sz w:val="16"/>
                 <w:szCs w:val="16"/>
               </w:rPr>
-              <w:lastRenderedPageBreak/>
               <w:t>SQL</w:t>
             </w:r>
           </w:p>
@@ -1566,38 +1220,11 @@
             <w:r>
               <w:rPr>
                 <w:rFonts w:ascii="Times New Roman" w:hAnsi="Times New Roman" w:cs="Times New Roman"/>
-                <w:sz w:val="24"/>
-                <w:szCs w:val="24"/>
-                <w:highlight w:val="lightGray"/>
-              </w:rPr>
-              <w:t xml:space="preserve">Skills </w:t>
-            </w:r>
-            <w:r>
-              <w:rPr>
-                <w:rFonts w:ascii="Times New Roman" w:hAnsi="Times New Roman" w:cs="Times New Roman"/>
                 <w:sz w:val="16"/>
                 <w:szCs w:val="16"/>
                 <w:highlight w:val="lightGray"/>
               </w:rPr>
-              <w:t>(</w:t>
-            </w:r>
-            <w:r>
-              <w:rPr>
-                <w:rFonts w:ascii="Times New Roman" w:hAnsi="Times New Roman" w:cs="Times New Roman"/>
-                <w:sz w:val="16"/>
-                <w:szCs w:val="16"/>
-                <w:highlight w:val="lightGray"/>
-              </w:rPr>
-              <w:t>Technical Skills</w:t>
-            </w:r>
-            <w:r>
-              <w:rPr>
-                <w:rFonts w:ascii="Times New Roman" w:hAnsi="Times New Roman" w:cs="Times New Roman"/>
-                <w:sz w:val="16"/>
-                <w:szCs w:val="16"/>
-                <w:highlight w:val="lightGray"/>
-              </w:rPr>
-              <w:t>)</w:t>
+              <w:t>(Technical Skills)</w:t>
             </w:r>
           </w:p>
           <w:p>
@@ -1689,7 +1316,6 @@
                 <w:sz w:val="18"/>
                 <w:szCs w:val="18"/>
               </w:rPr>
-              <w:lastRenderedPageBreak/>
               <w:t>Data Analytics</w:t>
             </w:r>
           </w:p>
@@ -1836,6 +1462,42 @@
               </w:rPr>
               <w:t>Tableau</w:t>
             </w:r>
+            <w:r>
+              <w:rPr>
+                <w:rFonts w:ascii="Times New Roman" w:hAnsi="Times New Roman" w:cs="Times New Roman"/>
+                <w:sz w:val="18"/>
+                <w:szCs w:val="18"/>
+              </w:rPr>
+              <w:t xml:space="preserve"> </w:t>
+            </w:r>
+            <w:proofErr w:type="gramStart"/>
+            <w:r>
+              <w:rPr>
+                <w:rFonts w:ascii="Times New Roman" w:hAnsi="Times New Roman" w:cs="Times New Roman"/>
+                <w:sz w:val="18"/>
+                <w:szCs w:val="18"/>
+              </w:rPr>
+              <w:t xml:space="preserve">and </w:t>
+            </w:r>
+            <w:r>
+              <w:rPr>
+                <w:rFonts w:ascii="Times New Roman" w:hAnsi="Times New Roman" w:cs="Times New Roman"/>
+                <w:sz w:val="18"/>
+                <w:szCs w:val="18"/>
+              </w:rPr>
+              <w:t xml:space="preserve"> </w:t>
+            </w:r>
+            <w:proofErr w:type="spellStart"/>
+            <w:r>
+              <w:rPr>
+                <w:rFonts w:ascii="Times New Roman" w:hAnsi="Times New Roman" w:cs="Times New Roman"/>
+                <w:sz w:val="18"/>
+                <w:szCs w:val="18"/>
+              </w:rPr>
+              <w:t>PowerBi</w:t>
+            </w:r>
+            <w:proofErr w:type="spellEnd"/>
+            <w:proofErr w:type="gramEnd"/>
           </w:p>
           <w:p>
             <w:pPr>
@@ -1851,38 +1513,12 @@
                 <w:szCs w:val="18"/>
               </w:rPr>
             </w:pPr>
-            <w:proofErr w:type="spellStart"/>
-            <w:r>
-              <w:rPr>
-                <w:rFonts w:ascii="Times New Roman" w:hAnsi="Times New Roman" w:cs="Times New Roman"/>
-                <w:sz w:val="18"/>
-                <w:szCs w:val="18"/>
-              </w:rPr>
-              <w:t>PowerBi</w:t>
-            </w:r>
-            <w:proofErr w:type="spellEnd"/>
-          </w:p>
-          <w:p>
-            <w:pPr>
-              <w:pStyle w:val="ListParagraph"/>
-              <w:numPr>
-                <w:ilvl w:val="0"/>
-                <w:numId w:val="1"/>
-              </w:numPr>
-              <w:spacing w:after="160" w:line="360" w:lineRule="auto"/>
-              <w:rPr>
-                <w:rFonts w:ascii="Times New Roman" w:hAnsi="Times New Roman" w:cs="Times New Roman"/>
-                <w:sz w:val="18"/>
-                <w:szCs w:val="18"/>
-              </w:rPr>
-            </w:pPr>
-            <w:r>
-              <w:rPr>
-                <w:rFonts w:ascii="Times New Roman" w:hAnsi="Times New Roman" w:cs="Times New Roman"/>
-                <w:sz w:val="18"/>
-                <w:szCs w:val="18"/>
-              </w:rPr>
-              <w:lastRenderedPageBreak/>
+            <w:r>
+              <w:rPr>
+                <w:rFonts w:ascii="Times New Roman" w:hAnsi="Times New Roman" w:cs="Times New Roman"/>
+                <w:sz w:val="18"/>
+                <w:szCs w:val="18"/>
+              </w:rPr>
               <w:t>Microsoft and Google Suites</w:t>
             </w:r>
           </w:p>
@@ -1991,7 +1627,6 @@
                 <w:sz w:val="18"/>
                 <w:szCs w:val="18"/>
               </w:rPr>
-              <w:lastRenderedPageBreak/>
               <w:t xml:space="preserve"> </w:t>
             </w:r>
           </w:p>
@@ -2011,16 +1646,7 @@
                 <w:szCs w:val="24"/>
                 <w:highlight w:val="lightGray"/>
               </w:rPr>
-              <w:t>Skill</w:t>
-            </w:r>
-            <w:r>
-              <w:rPr>
-                <w:rFonts w:ascii="Times New Roman" w:hAnsi="Times New Roman" w:cs="Times New Roman"/>
-                <w:sz w:val="24"/>
-                <w:szCs w:val="24"/>
-                <w:highlight w:val="lightGray"/>
-              </w:rPr>
-              <w:t xml:space="preserve">s </w:t>
+              <w:t xml:space="preserve"> </w:t>
             </w:r>
             <w:r>
               <w:rPr>
@@ -2075,7 +1701,6 @@
                 <w:sz w:val="18"/>
                 <w:szCs w:val="18"/>
               </w:rPr>
-              <w:lastRenderedPageBreak/>
               <w:t xml:space="preserve">C1+ advanced on </w:t>
             </w:r>
             <w:hyperlink r:id="rId10" w:history="1">
@@ -2123,6 +1748,14 @@
               </w:rPr>
               <w:t>Exacting</w:t>
             </w:r>
+            <w:r>
+              <w:rPr>
+                <w:rFonts w:ascii="Times New Roman" w:hAnsi="Times New Roman" w:cs="Times New Roman"/>
+                <w:sz w:val="18"/>
+                <w:szCs w:val="18"/>
+              </w:rPr>
+              <w:t xml:space="preserve"> and Passionate</w:t>
+            </w:r>
           </w:p>
           <w:p>
             <w:pPr>
@@ -2131,7 +1764,7 @@
                 <w:ilvl w:val="0"/>
                 <w:numId w:val="1"/>
               </w:numPr>
-              <w:spacing w:line="360" w:lineRule="auto"/>
+              <w:spacing w:after="160" w:line="360" w:lineRule="auto"/>
               <w:rPr>
                 <w:rFonts w:ascii="Times New Roman" w:hAnsi="Times New Roman" w:cs="Times New Roman"/>
                 <w:sz w:val="18"/>
@@ -2146,51 +1779,39 @@
               </w:rPr>
               <w:t>Curious</w:t>
             </w:r>
-          </w:p>
-          <w:p>
-            <w:pPr>
-              <w:pStyle w:val="ListParagraph"/>
-              <w:numPr>
-                <w:ilvl w:val="0"/>
-                <w:numId w:val="1"/>
-              </w:numPr>
-              <w:spacing w:line="360" w:lineRule="auto"/>
-              <w:rPr>
-                <w:rFonts w:ascii="Times New Roman" w:hAnsi="Times New Roman" w:cs="Times New Roman"/>
-                <w:sz w:val="18"/>
-                <w:szCs w:val="18"/>
-              </w:rPr>
-            </w:pPr>
-            <w:r>
-              <w:rPr>
-                <w:rFonts w:ascii="Times New Roman" w:hAnsi="Times New Roman" w:cs="Times New Roman"/>
-                <w:sz w:val="18"/>
-                <w:szCs w:val="18"/>
-              </w:rPr>
-              <w:t>Passionate about Data Science</w:t>
-            </w:r>
-          </w:p>
-          <w:p>
-            <w:pPr>
-              <w:pStyle w:val="ListParagraph"/>
-              <w:numPr>
-                <w:ilvl w:val="0"/>
-                <w:numId w:val="1"/>
-              </w:numPr>
-              <w:spacing w:line="360" w:lineRule="auto"/>
-              <w:rPr>
-                <w:rFonts w:ascii="Times New Roman" w:hAnsi="Times New Roman" w:cs="Times New Roman"/>
-                <w:sz w:val="18"/>
-                <w:szCs w:val="18"/>
-              </w:rPr>
-            </w:pPr>
-            <w:r>
-              <w:rPr>
-                <w:rFonts w:ascii="Times New Roman" w:hAnsi="Times New Roman" w:cs="Times New Roman"/>
-                <w:sz w:val="18"/>
-                <w:szCs w:val="18"/>
-              </w:rPr>
-              <w:t>Fast Learner</w:t>
+            <w:r>
+              <w:rPr>
+                <w:rFonts w:ascii="Times New Roman" w:hAnsi="Times New Roman" w:cs="Times New Roman"/>
+                <w:sz w:val="18"/>
+                <w:szCs w:val="18"/>
+              </w:rPr>
+              <w:t xml:space="preserve"> </w:t>
+            </w:r>
+            <w:proofErr w:type="gramStart"/>
+            <w:r>
+              <w:rPr>
+                <w:rFonts w:ascii="Times New Roman" w:hAnsi="Times New Roman" w:cs="Times New Roman"/>
+                <w:sz w:val="18"/>
+                <w:szCs w:val="18"/>
+              </w:rPr>
+              <w:t xml:space="preserve">and </w:t>
+            </w:r>
+            <w:r>
+              <w:rPr>
+                <w:rFonts w:ascii="Times New Roman" w:hAnsi="Times New Roman" w:cs="Times New Roman"/>
+                <w:sz w:val="18"/>
+                <w:szCs w:val="18"/>
+              </w:rPr>
+              <w:t xml:space="preserve"> Fast</w:t>
+            </w:r>
+            <w:proofErr w:type="gramEnd"/>
+            <w:r>
+              <w:rPr>
+                <w:rFonts w:ascii="Times New Roman" w:hAnsi="Times New Roman" w:cs="Times New Roman"/>
+                <w:sz w:val="18"/>
+                <w:szCs w:val="18"/>
+              </w:rPr>
+              <w:t xml:space="preserve"> Learner</w:t>
             </w:r>
           </w:p>
           <w:p>
@@ -2235,121 +1856,11 @@
           </w:tcPr>
           <w:p>
             <w:pPr>
-              <w:spacing w:line="360" w:lineRule="auto"/>
-              <w:rPr>
-                <w:rFonts w:ascii="Times New Roman" w:hAnsi="Times New Roman" w:cs="Times New Roman"/>
-                <w:sz w:val="6"/>
-                <w:szCs w:val="6"/>
-              </w:rPr>
-            </w:pPr>
-          </w:p>
-          <w:p>
-            <w:pPr>
-              <w:spacing w:line="360" w:lineRule="auto"/>
-              <w:rPr>
-                <w:rFonts w:ascii="Times New Roman" w:hAnsi="Times New Roman" w:cs="Times New Roman"/>
-                <w:sz w:val="24"/>
-                <w:szCs w:val="24"/>
-              </w:rPr>
-            </w:pPr>
-            <w:r>
-              <w:rPr>
-                <w:rFonts w:ascii="Times New Roman" w:hAnsi="Times New Roman" w:cs="Times New Roman"/>
-                <w:sz w:val="24"/>
-                <w:szCs w:val="24"/>
-                <w:highlight w:val="lightGray"/>
-              </w:rPr>
-              <w:t>Certifications</w:t>
-            </w:r>
-          </w:p>
-          <w:p>
-            <w:pPr>
-              <w:spacing w:line="360" w:lineRule="auto"/>
-              <w:jc w:val="both"/>
-              <w:rPr>
-                <w:rFonts w:ascii="Times New Roman" w:hAnsi="Times New Roman" w:cs="Times New Roman"/>
-                <w:b/>
-                <w:bCs/>
-                <w:color w:val="404040" w:themeColor="text1" w:themeTint="BF"/>
-              </w:rPr>
-            </w:pPr>
-            <w:r>
-              <w:rPr>
-                <w:rFonts w:ascii="Times New Roman" w:hAnsi="Times New Roman" w:cs="Times New Roman"/>
-                <w:b/>
-                <w:bCs/>
-                <w:color w:val="404040" w:themeColor="text1" w:themeTint="BF"/>
-              </w:rPr>
-              <w:t>Career Boost with Power Bi</w:t>
-            </w:r>
-          </w:p>
-          <w:p>
-            <w:pPr>
-              <w:spacing w:line="360" w:lineRule="auto"/>
-              <w:jc w:val="both"/>
-              <w:rPr>
-                <w:rFonts w:ascii="Times New Roman" w:hAnsi="Times New Roman" w:cs="Times New Roman"/>
-                <w:sz w:val="18"/>
-                <w:szCs w:val="18"/>
-              </w:rPr>
-            </w:pPr>
-            <w:r>
-              <w:rPr>
-                <w:rFonts w:ascii="Times New Roman" w:hAnsi="Times New Roman" w:cs="Times New Roman"/>
-                <w:sz w:val="18"/>
-                <w:szCs w:val="18"/>
-              </w:rPr>
-              <w:t xml:space="preserve">Issued </w:t>
-            </w:r>
-            <w:r>
-              <w:rPr>
-                <w:rFonts w:ascii="Times New Roman" w:hAnsi="Times New Roman" w:cs="Times New Roman"/>
-                <w:sz w:val="18"/>
-                <w:szCs w:val="18"/>
-              </w:rPr>
-              <w:t xml:space="preserve">February </w:t>
-            </w:r>
-            <w:r>
-              <w:rPr>
-                <w:rFonts w:ascii="Times New Roman" w:hAnsi="Times New Roman" w:cs="Times New Roman"/>
-                <w:sz w:val="18"/>
-                <w:szCs w:val="18"/>
-              </w:rPr>
-              <w:t>5</w:t>
-            </w:r>
-            <w:r>
-              <w:rPr>
-                <w:rFonts w:ascii="Times New Roman" w:hAnsi="Times New Roman" w:cs="Times New Roman"/>
-                <w:sz w:val="18"/>
-                <w:szCs w:val="18"/>
-              </w:rPr>
-              <w:t xml:space="preserve">, </w:t>
-            </w:r>
-            <w:proofErr w:type="gramStart"/>
-            <w:r>
-              <w:rPr>
-                <w:rFonts w:ascii="Times New Roman" w:hAnsi="Times New Roman" w:cs="Times New Roman"/>
-                <w:sz w:val="18"/>
-                <w:szCs w:val="18"/>
-              </w:rPr>
-              <w:t>2025</w:t>
-            </w:r>
-            <w:proofErr w:type="gramEnd"/>
-            <w:r>
-              <w:rPr>
-                <w:rFonts w:ascii="Times New Roman" w:hAnsi="Times New Roman" w:cs="Times New Roman"/>
-                <w:sz w:val="18"/>
-                <w:szCs w:val="18"/>
-              </w:rPr>
-              <w:t xml:space="preserve"> | </w:t>
-            </w:r>
-            <w:r>
-              <w:rPr>
-                <w:rFonts w:ascii="Times New Roman" w:hAnsi="Times New Roman" w:cs="Times New Roman"/>
-                <w:sz w:val="18"/>
-                <w:szCs w:val="18"/>
-              </w:rPr>
-              <w:t>Exodus Experts</w:t>
+              <w:pStyle w:val="SectionHeader"/>
+            </w:pPr>
+            <w:r>
+              <w:lastRenderedPageBreak/>
+              <w:t>Portfolio</w:t>
             </w:r>
           </w:p>
           <w:p>
@@ -2370,168 +1881,9 @@
                   <w:sz w:val="18"/>
                   <w:szCs w:val="18"/>
                 </w:rPr>
-                <w:t>https://rb.gy/xd4uwm</w:t>
+                <w:t>https://rebrand.ly/apjsb57</w:t>
               </w:r>
             </w:hyperlink>
-          </w:p>
-          <w:p>
-            <w:pPr>
-              <w:pStyle w:val="ListParagraph"/>
-              <w:numPr>
-                <w:ilvl w:val="0"/>
-                <w:numId w:val="3"/>
-              </w:numPr>
-              <w:rPr>
-                <w:rFonts w:ascii="Times New Roman" w:hAnsi="Times New Roman" w:cs="Times New Roman"/>
-                <w:sz w:val="18"/>
-                <w:szCs w:val="18"/>
-              </w:rPr>
-            </w:pPr>
-            <w:r>
-              <w:rPr>
-                <w:rFonts w:ascii="Times New Roman" w:hAnsi="Times New Roman" w:cs="Times New Roman"/>
-                <w:sz w:val="18"/>
-                <w:szCs w:val="18"/>
-              </w:rPr>
-              <w:t>Introductory course covering Power BI fundamentals and data visualization</w:t>
-            </w:r>
-          </w:p>
-          <w:p>
-            <w:pPr>
-              <w:spacing w:line="360" w:lineRule="auto"/>
-              <w:jc w:val="both"/>
-              <w:rPr>
-                <w:rFonts w:ascii="Times New Roman" w:hAnsi="Times New Roman" w:cs="Times New Roman"/>
-                <w:b/>
-                <w:bCs/>
-                <w:color w:val="404040" w:themeColor="text1" w:themeTint="BF"/>
-                <w:sz w:val="18"/>
-                <w:szCs w:val="18"/>
-              </w:rPr>
-            </w:pPr>
-          </w:p>
-          <w:p>
-            <w:pPr>
-              <w:spacing w:line="360" w:lineRule="auto"/>
-              <w:jc w:val="both"/>
-              <w:rPr>
-                <w:rFonts w:ascii="Times New Roman" w:hAnsi="Times New Roman" w:cs="Times New Roman"/>
-                <w:b/>
-                <w:bCs/>
-                <w:color w:val="404040" w:themeColor="text1" w:themeTint="BF"/>
-              </w:rPr>
-            </w:pPr>
-            <w:r>
-              <w:rPr>
-                <w:rFonts w:ascii="Times New Roman" w:hAnsi="Times New Roman" w:cs="Times New Roman"/>
-                <w:b/>
-                <w:bCs/>
-                <w:color w:val="404040" w:themeColor="text1" w:themeTint="BF"/>
-              </w:rPr>
-              <w:t>Applied Data Science Lab</w:t>
-            </w:r>
-          </w:p>
-          <w:p>
-            <w:pPr>
-              <w:spacing w:line="360" w:lineRule="auto"/>
-              <w:jc w:val="both"/>
-              <w:rPr>
-                <w:rFonts w:ascii="Times New Roman" w:hAnsi="Times New Roman" w:cs="Times New Roman"/>
-                <w:sz w:val="18"/>
-                <w:szCs w:val="18"/>
-              </w:rPr>
-            </w:pPr>
-            <w:r>
-              <w:rPr>
-                <w:rFonts w:ascii="Times New Roman" w:hAnsi="Times New Roman" w:cs="Times New Roman"/>
-                <w:sz w:val="18"/>
-                <w:szCs w:val="18"/>
-              </w:rPr>
-              <w:t xml:space="preserve">Issued </w:t>
-            </w:r>
-            <w:r>
-              <w:rPr>
-                <w:rFonts w:ascii="Times New Roman" w:hAnsi="Times New Roman" w:cs="Times New Roman"/>
-                <w:sz w:val="18"/>
-                <w:szCs w:val="18"/>
-              </w:rPr>
-              <w:t xml:space="preserve">February 09, </w:t>
-            </w:r>
-            <w:proofErr w:type="gramStart"/>
-            <w:r>
-              <w:rPr>
-                <w:rFonts w:ascii="Times New Roman" w:hAnsi="Times New Roman" w:cs="Times New Roman"/>
-                <w:sz w:val="18"/>
-                <w:szCs w:val="18"/>
-              </w:rPr>
-              <w:t>2025</w:t>
-            </w:r>
-            <w:proofErr w:type="gramEnd"/>
-            <w:r>
-              <w:rPr>
-                <w:rFonts w:ascii="Times New Roman" w:hAnsi="Times New Roman" w:cs="Times New Roman"/>
-                <w:sz w:val="18"/>
-                <w:szCs w:val="18"/>
-              </w:rPr>
-              <w:t xml:space="preserve"> | World Quant University</w:t>
-            </w:r>
-          </w:p>
-          <w:p>
-            <w:pPr>
-              <w:spacing w:line="360" w:lineRule="auto"/>
-              <w:jc w:val="both"/>
-              <w:rPr>
-                <w:rFonts w:ascii="Times New Roman" w:hAnsi="Times New Roman" w:cs="Times New Roman"/>
-                <w:sz w:val="18"/>
-                <w:szCs w:val="18"/>
-              </w:rPr>
-            </w:pPr>
-            <w:hyperlink r:id="rId12" w:history="1">
-              <w:r>
-                <w:rPr>
-                  <w:rStyle w:val="Hyperlink"/>
-                  <w:rFonts w:ascii="Times New Roman" w:hAnsi="Times New Roman" w:cs="Times New Roman"/>
-                  <w:sz w:val="18"/>
-                  <w:szCs w:val="18"/>
-                </w:rPr>
-                <w:t>https://rb.gy/xe36d2</w:t>
-              </w:r>
-            </w:hyperlink>
-          </w:p>
-          <w:p>
-            <w:pPr>
-              <w:pStyle w:val="ListParagraph"/>
-              <w:numPr>
-                <w:ilvl w:val="0"/>
-                <w:numId w:val="3"/>
-              </w:numPr>
-              <w:spacing w:line="360" w:lineRule="auto"/>
-              <w:rPr>
-                <w:rFonts w:ascii="Times New Roman" w:hAnsi="Times New Roman" w:cs="Times New Roman"/>
-                <w:sz w:val="18"/>
-                <w:szCs w:val="18"/>
-              </w:rPr>
-            </w:pPr>
-            <w:r>
-              <w:rPr>
-                <w:rFonts w:ascii="Times New Roman" w:hAnsi="Times New Roman" w:cs="Times New Roman"/>
-                <w:sz w:val="18"/>
-                <w:szCs w:val="18"/>
-              </w:rPr>
-              <w:t>Completed 8 end-to-end data science projects involving SQL/NoSQL databases, APIs, ETL pipelines, and machine learning models</w:t>
-            </w:r>
-          </w:p>
-          <w:p>
-            <w:pPr>
-              <w:spacing w:line="360" w:lineRule="auto"/>
-              <w:ind w:left="720"/>
-              <w:jc w:val="both"/>
-              <w:rPr>
-                <w:rFonts w:ascii="Times New Roman" w:hAnsi="Times New Roman" w:cs="Times New Roman"/>
-                <w:sz w:val="18"/>
-                <w:szCs w:val="18"/>
-              </w:rPr>
-            </w:pPr>
           </w:p>
         </w:tc>
       </w:tr>
@@ -2553,53 +1905,6 @@
           <w:p>
             <w:pPr>
               <w:spacing w:line="360" w:lineRule="auto"/>
-              <w:rPr>
-                <w:rFonts w:ascii="Times New Roman" w:hAnsi="Times New Roman" w:cs="Times New Roman"/>
-                <w:sz w:val="6"/>
-                <w:szCs w:val="6"/>
-              </w:rPr>
-            </w:pPr>
-          </w:p>
-          <w:p>
-            <w:pPr>
-              <w:spacing w:line="360" w:lineRule="auto"/>
-              <w:rPr>
-                <w:rFonts w:ascii="Times New Roman" w:hAnsi="Times New Roman" w:cs="Times New Roman"/>
-                <w:sz w:val="24"/>
-                <w:szCs w:val="24"/>
-              </w:rPr>
-            </w:pPr>
-            <w:r>
-              <w:rPr>
-                <w:rFonts w:ascii="Times New Roman" w:hAnsi="Times New Roman" w:cs="Times New Roman"/>
-                <w:sz w:val="24"/>
-                <w:szCs w:val="24"/>
-                <w:highlight w:val="lightGray"/>
-              </w:rPr>
-              <w:t>Por</w:t>
-            </w:r>
-            <w:r>
-              <w:rPr>
-                <w:rFonts w:ascii="Times New Roman" w:hAnsi="Times New Roman" w:cs="Times New Roman"/>
-                <w:sz w:val="24"/>
-                <w:szCs w:val="24"/>
-                <w:highlight w:val="lightGray"/>
-              </w:rPr>
-              <w:t>t</w:t>
-            </w:r>
-            <w:r>
-              <w:rPr>
-                <w:rFonts w:ascii="Times New Roman" w:hAnsi="Times New Roman" w:cs="Times New Roman"/>
-                <w:sz w:val="24"/>
-                <w:szCs w:val="24"/>
-                <w:highlight w:val="lightGray"/>
-              </w:rPr>
-              <w:t>folio</w:t>
-            </w:r>
-          </w:p>
-          <w:p>
-            <w:pPr>
-              <w:spacing w:line="360" w:lineRule="auto"/>
               <w:jc w:val="both"/>
               <w:rPr>
                 <w:rFonts w:ascii="Times New Roman" w:hAnsi="Times New Roman" w:cs="Times New Roman"/>
@@ -2679,15 +1984,7 @@
                 <w:sz w:val="18"/>
                 <w:szCs w:val="18"/>
               </w:rPr>
-              <w:t xml:space="preserve">Skills: </w:t>
-            </w:r>
-            <w:r>
-              <w:rPr>
-                <w:rFonts w:ascii="Times New Roman" w:hAnsi="Times New Roman" w:cs="Times New Roman"/>
-                <w:sz w:val="18"/>
-                <w:szCs w:val="18"/>
-              </w:rPr>
-              <w:t>Data Visualization using Tableau.</w:t>
+              <w:t>Skills: Data Visualization using Tableau.</w:t>
             </w:r>
           </w:p>
           <w:p>
@@ -2711,20 +2008,15 @@
                 <w:sz w:val="18"/>
                 <w:szCs w:val="18"/>
               </w:rPr>
-              <w:t>Dashboard</w:t>
-            </w:r>
-            <w:r>
-              <w:rPr>
-                <w:rFonts w:ascii="Times New Roman" w:hAnsi="Times New Roman" w:cs="Times New Roman"/>
-                <w:sz w:val="18"/>
-                <w:szCs w:val="18"/>
-              </w:rPr>
-              <w:t>:</w:t>
-            </w:r>
-            <w:r>
+              <w:t>Dashboard:</w:t>
+            </w:r>
+            <w:r>
+              <w:rPr>
+                <w:rFonts w:ascii="Times New Roman" w:hAnsi="Times New Roman" w:cs="Times New Roman"/>
+              </w:rPr>
               <w:t xml:space="preserve"> </w:t>
             </w:r>
-            <w:hyperlink r:id="rId13" w:history="1">
+            <w:hyperlink r:id="rId12" w:history="1">
               <w:r>
                 <w:rPr>
                   <w:rStyle w:val="Hyperlink"/>
@@ -2735,9 +2027,6 @@
                 <w:t>https://rebrand.ly/945b61</w:t>
               </w:r>
             </w:hyperlink>
-            <w:r>
-              <w:t xml:space="preserve"> </w:t>
-            </w:r>
           </w:p>
           <w:p>
             <w:pPr>
@@ -2823,15 +2112,7 @@
                 <w:sz w:val="18"/>
                 <w:szCs w:val="18"/>
               </w:rPr>
-              <w:t xml:space="preserve">Skills: </w:t>
-            </w:r>
-            <w:r>
-              <w:rPr>
-                <w:rFonts w:ascii="Times New Roman" w:hAnsi="Times New Roman" w:cs="Times New Roman"/>
-                <w:sz w:val="18"/>
-                <w:szCs w:val="18"/>
-              </w:rPr>
-              <w:t xml:space="preserve">Data Visualization using </w:t>
+              <w:t xml:space="preserve">Skills: Data Visualization using </w:t>
             </w:r>
             <w:proofErr w:type="spellStart"/>
             <w:r>
@@ -2876,9 +2157,12 @@
               <w:t>Dashboard:</w:t>
             </w:r>
             <w:r>
+              <w:rPr>
+                <w:rFonts w:ascii="Times New Roman" w:hAnsi="Times New Roman" w:cs="Times New Roman"/>
+              </w:rPr>
               <w:t xml:space="preserve"> </w:t>
             </w:r>
-            <w:hyperlink r:id="rId14" w:history="1">
+            <w:hyperlink r:id="rId13" w:history="1">
               <w:r>
                 <w:rPr>
                   <w:rStyle w:val="Hyperlink"/>
@@ -2956,15 +2240,7 @@
                 <w:sz w:val="18"/>
                 <w:szCs w:val="18"/>
               </w:rPr>
-              <w:t xml:space="preserve">Skills: </w:t>
-            </w:r>
-            <w:r>
-              <w:rPr>
-                <w:rFonts w:ascii="Times New Roman" w:hAnsi="Times New Roman" w:cs="Times New Roman"/>
-                <w:sz w:val="18"/>
-                <w:szCs w:val="18"/>
-              </w:rPr>
-              <w:t>Explanatory Analysis</w:t>
+              <w:t>Skills: Explanatory Analysis</w:t>
             </w:r>
           </w:p>
           <w:p>
@@ -2998,20 +2274,15 @@
                 <w:sz w:val="18"/>
                 <w:szCs w:val="18"/>
               </w:rPr>
-              <w:t xml:space="preserve"> Report</w:t>
-            </w:r>
-            <w:r>
-              <w:rPr>
-                <w:rFonts w:ascii="Times New Roman" w:hAnsi="Times New Roman" w:cs="Times New Roman"/>
-                <w:sz w:val="18"/>
-                <w:szCs w:val="18"/>
-              </w:rPr>
-              <w:t>:</w:t>
-            </w:r>
-            <w:r>
+              <w:t xml:space="preserve"> Report:</w:t>
+            </w:r>
+            <w:r>
+              <w:rPr>
+                <w:rFonts w:ascii="Times New Roman" w:hAnsi="Times New Roman" w:cs="Times New Roman"/>
+              </w:rPr>
               <w:t xml:space="preserve"> </w:t>
             </w:r>
-            <w:hyperlink r:id="rId15" w:history="1">
+            <w:hyperlink r:id="rId14" w:history="1">
               <w:r>
                 <w:rPr>
                   <w:rStyle w:val="Hyperlink"/>
@@ -3105,7 +2376,25 @@
                 <w:sz w:val="18"/>
                 <w:szCs w:val="18"/>
               </w:rPr>
-              <w:t xml:space="preserve">: WebScraping, Clustering Analysis </w:t>
+              <w:t xml:space="preserve">: </w:t>
+            </w:r>
+            <w:proofErr w:type="spellStart"/>
+            <w:r>
+              <w:rPr>
+                <w:rFonts w:ascii="Times New Roman" w:hAnsi="Times New Roman" w:cs="Times New Roman"/>
+                <w:sz w:val="18"/>
+                <w:szCs w:val="18"/>
+              </w:rPr>
+              <w:t>WebScraping</w:t>
+            </w:r>
+            <w:proofErr w:type="spellEnd"/>
+            <w:r>
+              <w:rPr>
+                <w:rFonts w:ascii="Times New Roman" w:hAnsi="Times New Roman" w:cs="Times New Roman"/>
+                <w:sz w:val="18"/>
+                <w:szCs w:val="18"/>
+              </w:rPr>
+              <w:t xml:space="preserve">, Clustering Analysis </w:t>
             </w:r>
           </w:p>
           <w:p>
@@ -3148,8 +2437,17 @@
                 <w:sz w:val="18"/>
                 <w:szCs w:val="18"/>
               </w:rPr>
-              <w:t>Report</w:t>
-            </w:r>
+              <w:t xml:space="preserve">Report </w:t>
+            </w:r>
+            <w:r>
+              <w:rPr>
+                <w:rFonts w:ascii="Times New Roman" w:hAnsi="Times New Roman" w:cs="Times New Roman"/>
+                <w:sz w:val="18"/>
+                <w:szCs w:val="18"/>
+              </w:rPr>
+              <w:t>:</w:t>
+            </w:r>
+            <w:proofErr w:type="gramEnd"/>
             <w:r>
               <w:rPr>
                 <w:rFonts w:ascii="Times New Roman" w:hAnsi="Times New Roman" w:cs="Times New Roman"/>
@@ -3158,24 +2456,7 @@
               </w:rPr>
               <w:t xml:space="preserve"> </w:t>
             </w:r>
-            <w:r>
-              <w:rPr>
-                <w:rFonts w:ascii="Times New Roman" w:hAnsi="Times New Roman" w:cs="Times New Roman"/>
-                <w:sz w:val="18"/>
-                <w:szCs w:val="18"/>
-              </w:rPr>
-              <w:t>:</w:t>
-            </w:r>
-            <w:proofErr w:type="gramEnd"/>
-            <w:r>
-              <w:rPr>
-                <w:rFonts w:ascii="Times New Roman" w:hAnsi="Times New Roman" w:cs="Times New Roman"/>
-                <w:sz w:val="18"/>
-                <w:szCs w:val="18"/>
-              </w:rPr>
-              <w:t xml:space="preserve"> </w:t>
-            </w:r>
-            <w:hyperlink r:id="rId16" w:history="1">
+            <w:hyperlink r:id="rId15" w:history="1">
               <w:r>
                 <w:rPr>
                   <w:rStyle w:val="Hyperlink"/>
@@ -3362,7 +2643,7 @@
               </w:rPr>
               <w:t xml:space="preserve">: </w:t>
             </w:r>
-            <w:hyperlink r:id="rId17" w:history="1">
+            <w:hyperlink r:id="rId16" w:history="1">
               <w:r>
                 <w:rPr>
                   <w:rStyle w:val="Hyperlink"/>
@@ -3448,31 +2729,7 @@
                 <w:sz w:val="18"/>
                 <w:szCs w:val="18"/>
               </w:rPr>
-              <w:t>Skill</w:t>
-            </w:r>
-            <w:r>
-              <w:rPr>
-                <w:rFonts w:ascii="Times New Roman" w:hAnsi="Times New Roman" w:cs="Times New Roman"/>
-                <w:sz w:val="18"/>
-                <w:szCs w:val="18"/>
-              </w:rPr>
-              <w:t>s</w:t>
-            </w:r>
-            <w:r>
-              <w:rPr>
-                <w:rFonts w:ascii="Times New Roman" w:hAnsi="Times New Roman" w:cs="Times New Roman"/>
-                <w:sz w:val="18"/>
-                <w:szCs w:val="18"/>
-              </w:rPr>
-              <w:t>:</w:t>
-            </w:r>
-            <w:r>
-              <w:rPr>
-                <w:rFonts w:ascii="Times New Roman" w:hAnsi="Times New Roman" w:cs="Times New Roman"/>
-                <w:sz w:val="18"/>
-                <w:szCs w:val="18"/>
-              </w:rPr>
-              <w:t xml:space="preserve"> Statistical Computing/Testing</w:t>
+              <w:t>Skills: Statistical Computing/Testing</w:t>
             </w:r>
           </w:p>
           <w:p>
@@ -3508,7 +2765,7 @@
               </w:rPr>
               <w:t xml:space="preserve"> Report: </w:t>
             </w:r>
-            <w:hyperlink r:id="rId18" w:history="1">
+            <w:hyperlink r:id="rId17" w:history="1">
               <w:r>
                 <w:rPr>
                   <w:rStyle w:val="Hyperlink"/>
@@ -3562,39 +2819,7 @@
                 <w:sz w:val="18"/>
                 <w:szCs w:val="18"/>
               </w:rPr>
-              <w:t xml:space="preserve">Developed Random Forest classifier for imbalanced </w:t>
-            </w:r>
-            <w:r>
-              <w:rPr>
-                <w:rFonts w:ascii="Times New Roman" w:hAnsi="Times New Roman" w:cs="Times New Roman"/>
-                <w:sz w:val="18"/>
-                <w:szCs w:val="18"/>
-              </w:rPr>
-              <w:t>(</w:t>
-            </w:r>
-            <w:r>
-              <w:rPr>
-                <w:rFonts w:ascii="Times New Roman" w:hAnsi="Times New Roman" w:cs="Times New Roman"/>
-                <w:sz w:val="18"/>
-                <w:szCs w:val="18"/>
-              </w:rPr>
-              <w:t>72:28)</w:t>
-            </w:r>
-            <w:r>
-              <w:rPr>
-                <w:rFonts w:ascii="Times New Roman" w:hAnsi="Times New Roman" w:cs="Times New Roman"/>
-                <w:sz w:val="18"/>
-                <w:szCs w:val="18"/>
-              </w:rPr>
-              <w:t xml:space="preserve"> and inherently uncorrelated data </w:t>
-            </w:r>
-            <w:r>
-              <w:rPr>
-                <w:rFonts w:ascii="Times New Roman" w:hAnsi="Times New Roman" w:cs="Times New Roman"/>
-                <w:sz w:val="18"/>
-                <w:szCs w:val="18"/>
-              </w:rPr>
-              <w:t>churn dataset, achieving 87.6% accuracy and 15.3% improvement over baseline through extensive feature engineering.</w:t>
+              <w:t>Developed Random Forest classifier for imbalanced (72:28) and inherently uncorrelated data churn dataset, achieving 87.6% accuracy and 15.3% improvement over baseline through extensive feature engineering.</w:t>
             </w:r>
           </w:p>
           <w:p>
@@ -3687,9 +2912,12 @@
               <w:t>:</w:t>
             </w:r>
             <w:r>
+              <w:rPr>
+                <w:rFonts w:ascii="Times New Roman" w:hAnsi="Times New Roman" w:cs="Times New Roman"/>
+              </w:rPr>
               <w:t xml:space="preserve"> </w:t>
             </w:r>
-            <w:hyperlink r:id="rId19" w:history="1">
+            <w:hyperlink r:id="rId18" w:history="1">
               <w:r>
                 <w:rPr>
                   <w:rStyle w:val="Hyperlink"/>
@@ -3719,16 +2947,7 @@
                 <w:bCs/>
                 <w:color w:val="404040" w:themeColor="text1" w:themeTint="BF"/>
               </w:rPr>
-              <w:t>CSV Data Processor utilizing PostgreSQL and E</w:t>
-            </w:r>
-            <w:r>
-              <w:rPr>
-                <w:rFonts w:ascii="Times New Roman" w:hAnsi="Times New Roman" w:cs="Times New Roman"/>
-                <w:b/>
-                <w:bCs/>
-                <w:color w:val="404040" w:themeColor="text1" w:themeTint="BF"/>
-              </w:rPr>
-              <w:t>lasticsearch</w:t>
+              <w:t>CSV Data Processor utilizing PostgreSQL and Elasticsearch</w:t>
             </w:r>
           </w:p>
           <w:p>
@@ -3750,23 +2969,7 @@
                 <w:sz w:val="18"/>
                 <w:szCs w:val="18"/>
               </w:rPr>
-              <w:t>A high-performance Spring Boot application for processing and analyzing CSV sales data with dual storage</w:t>
-            </w:r>
-            <w:r>
-              <w:rPr>
-                <w:rFonts w:ascii="Times New Roman" w:hAnsi="Times New Roman" w:cs="Times New Roman"/>
-                <w:sz w:val="18"/>
-                <w:szCs w:val="18"/>
-              </w:rPr>
-              <w:t xml:space="preserve">: </w:t>
-            </w:r>
-            <w:r>
-              <w:rPr>
-                <w:rFonts w:ascii="Times New Roman" w:hAnsi="Times New Roman" w:cs="Times New Roman"/>
-                <w:sz w:val="18"/>
-                <w:szCs w:val="18"/>
-              </w:rPr>
-              <w:t>PostgreSQL for relational data and Elasticsearch for advanced search and analytics.</w:t>
+              <w:t>A high-performance Spring Boot application for processing and analyzing CSV sales data with dual storage: PostgreSQL for relational data and Elasticsearch for advanced search and analytics.</w:t>
             </w:r>
           </w:p>
           <w:p>
@@ -3788,15 +2991,7 @@
                 <w:sz w:val="18"/>
                 <w:szCs w:val="18"/>
               </w:rPr>
-              <w:t xml:space="preserve">Skills: </w:t>
-            </w:r>
-            <w:r>
-              <w:rPr>
-                <w:rFonts w:ascii="Times New Roman" w:hAnsi="Times New Roman" w:cs="Times New Roman"/>
-                <w:sz w:val="18"/>
-                <w:szCs w:val="18"/>
-              </w:rPr>
-              <w:t>Kotlin, Spring Boot, PostgreSQL</w:t>
+              <w:t>Skills: Kotlin, Spring Boot, PostgreSQL</w:t>
             </w:r>
           </w:p>
           <w:p>
@@ -3830,17 +3025,9 @@
                 <w:sz w:val="18"/>
                 <w:szCs w:val="18"/>
               </w:rPr>
-              <w:t xml:space="preserve"> Report</w:t>
-            </w:r>
-            <w:r>
-              <w:rPr>
-                <w:rFonts w:ascii="Times New Roman" w:hAnsi="Times New Roman" w:cs="Times New Roman"/>
-                <w:sz w:val="18"/>
-                <w:szCs w:val="18"/>
-              </w:rPr>
-              <w:t xml:space="preserve">: </w:t>
-            </w:r>
-            <w:hyperlink r:id="rId20" w:history="1">
+              <w:t xml:space="preserve"> Report: </w:t>
+            </w:r>
+            <w:hyperlink r:id="rId19" w:history="1">
               <w:r>
                 <w:rPr>
                   <w:rStyle w:val="Hyperlink"/>
@@ -3855,6 +3042,260 @@
         </w:tc>
       </w:tr>
     </w:tbl>
+    <w:p>
+      <w:pPr>
+        <w:rPr>
+          <w:rFonts w:ascii="Times New Roman" w:hAnsi="Times New Roman" w:cs="Times New Roman"/>
+          <w:sz w:val="48"/>
+          <w:szCs w:val="48"/>
+        </w:rPr>
+      </w:pPr>
+    </w:p>
+    <w:p>
+      <w:pPr>
+        <w:pStyle w:val="SectionHeader"/>
+      </w:pPr>
+      <w:r>
+        <w:t>Certifications</w:t>
+      </w:r>
+    </w:p>
+    <w:p>
+      <w:pPr>
+        <w:spacing w:line="360" w:lineRule="auto"/>
+        <w:jc w:val="both"/>
+        <w:rPr>
+          <w:rFonts w:ascii="Times New Roman" w:hAnsi="Times New Roman" w:cs="Times New Roman"/>
+          <w:b/>
+          <w:bCs/>
+          <w:color w:val="404040" w:themeColor="text1" w:themeTint="BF"/>
+        </w:rPr>
+      </w:pPr>
+      <w:r>
+        <w:rPr>
+          <w:rFonts w:ascii="Times New Roman" w:hAnsi="Times New Roman" w:cs="Times New Roman"/>
+          <w:b/>
+          <w:bCs/>
+          <w:color w:val="404040" w:themeColor="text1" w:themeTint="BF"/>
+        </w:rPr>
+        <w:t>Career Boost with Power Bi</w:t>
+      </w:r>
+    </w:p>
+    <w:p>
+      <w:pPr>
+        <w:spacing w:line="360" w:lineRule="auto"/>
+        <w:jc w:val="both"/>
+        <w:rPr>
+          <w:rFonts w:ascii="Times New Roman" w:hAnsi="Times New Roman" w:cs="Times New Roman"/>
+          <w:sz w:val="18"/>
+          <w:szCs w:val="18"/>
+        </w:rPr>
+      </w:pPr>
+      <w:r>
+        <w:rPr>
+          <w:rFonts w:ascii="Times New Roman" w:hAnsi="Times New Roman" w:cs="Times New Roman"/>
+          <w:sz w:val="18"/>
+          <w:szCs w:val="18"/>
+        </w:rPr>
+        <w:t xml:space="preserve">Issued </w:t>
+      </w:r>
+      <w:r>
+        <w:rPr>
+          <w:rFonts w:ascii="Times New Roman" w:hAnsi="Times New Roman" w:cs="Times New Roman"/>
+          <w:sz w:val="18"/>
+          <w:szCs w:val="18"/>
+        </w:rPr>
+        <w:t xml:space="preserve">February </w:t>
+      </w:r>
+      <w:r>
+        <w:rPr>
+          <w:rFonts w:ascii="Times New Roman" w:hAnsi="Times New Roman" w:cs="Times New Roman"/>
+          <w:sz w:val="18"/>
+          <w:szCs w:val="18"/>
+        </w:rPr>
+        <w:t>5</w:t>
+      </w:r>
+      <w:r>
+        <w:rPr>
+          <w:rFonts w:ascii="Times New Roman" w:hAnsi="Times New Roman" w:cs="Times New Roman"/>
+          <w:sz w:val="18"/>
+          <w:szCs w:val="18"/>
+        </w:rPr>
+        <w:t xml:space="preserve">, </w:t>
+      </w:r>
+      <w:proofErr w:type="gramStart"/>
+      <w:r>
+        <w:rPr>
+          <w:rFonts w:ascii="Times New Roman" w:hAnsi="Times New Roman" w:cs="Times New Roman"/>
+          <w:sz w:val="18"/>
+          <w:szCs w:val="18"/>
+        </w:rPr>
+        <w:t>2025</w:t>
+      </w:r>
+      <w:proofErr w:type="gramEnd"/>
+      <w:r>
+        <w:rPr>
+          <w:rFonts w:ascii="Times New Roman" w:hAnsi="Times New Roman" w:cs="Times New Roman"/>
+          <w:sz w:val="18"/>
+          <w:szCs w:val="18"/>
+        </w:rPr>
+        <w:t xml:space="preserve"> | Exodus Experts</w:t>
+      </w:r>
+    </w:p>
+    <w:p>
+      <w:pPr>
+        <w:spacing w:line="360" w:lineRule="auto"/>
+        <w:jc w:val="both"/>
+        <w:rPr>
+          <w:rFonts w:ascii="Times New Roman" w:hAnsi="Times New Roman" w:cs="Times New Roman"/>
+          <w:sz w:val="18"/>
+          <w:szCs w:val="18"/>
+        </w:rPr>
+      </w:pPr>
+      <w:hyperlink r:id="rId20" w:history="1">
+        <w:r>
+          <w:rPr>
+            <w:rStyle w:val="Hyperlink"/>
+            <w:rFonts w:ascii="Times New Roman" w:hAnsi="Times New Roman" w:cs="Times New Roman"/>
+            <w:sz w:val="18"/>
+            <w:szCs w:val="18"/>
+          </w:rPr>
+          <w:t>https://rb.gy/xd4uwm</w:t>
+        </w:r>
+      </w:hyperlink>
+    </w:p>
+    <w:p>
+      <w:pPr>
+        <w:pStyle w:val="ListParagraph"/>
+        <w:numPr>
+          <w:ilvl w:val="0"/>
+          <w:numId w:val="3"/>
+        </w:numPr>
+        <w:rPr>
+          <w:rFonts w:ascii="Times New Roman" w:hAnsi="Times New Roman" w:cs="Times New Roman"/>
+          <w:sz w:val="18"/>
+          <w:szCs w:val="18"/>
+        </w:rPr>
+      </w:pPr>
+      <w:r>
+        <w:rPr>
+          <w:rFonts w:ascii="Times New Roman" w:hAnsi="Times New Roman" w:cs="Times New Roman"/>
+          <w:sz w:val="18"/>
+          <w:szCs w:val="18"/>
+        </w:rPr>
+        <w:t>Introductory course covering Power BI fundamentals and data visualization</w:t>
+      </w:r>
+    </w:p>
+    <w:p>
+      <w:pPr>
+        <w:spacing w:line="360" w:lineRule="auto"/>
+        <w:jc w:val="both"/>
+        <w:rPr>
+          <w:rFonts w:ascii="Times New Roman" w:hAnsi="Times New Roman" w:cs="Times New Roman"/>
+          <w:b/>
+          <w:bCs/>
+          <w:color w:val="404040" w:themeColor="text1" w:themeTint="BF"/>
+        </w:rPr>
+      </w:pPr>
+      <w:r>
+        <w:rPr>
+          <w:rFonts w:ascii="Times New Roman" w:hAnsi="Times New Roman" w:cs="Times New Roman"/>
+          <w:b/>
+          <w:bCs/>
+          <w:color w:val="404040" w:themeColor="text1" w:themeTint="BF"/>
+        </w:rPr>
+        <w:t>Applied Data Science Lab</w:t>
+      </w:r>
+    </w:p>
+    <w:p>
+      <w:pPr>
+        <w:spacing w:line="360" w:lineRule="auto"/>
+        <w:jc w:val="both"/>
+        <w:rPr>
+          <w:rFonts w:ascii="Times New Roman" w:hAnsi="Times New Roman" w:cs="Times New Roman"/>
+          <w:sz w:val="18"/>
+          <w:szCs w:val="18"/>
+        </w:rPr>
+      </w:pPr>
+      <w:r>
+        <w:rPr>
+          <w:rFonts w:ascii="Times New Roman" w:hAnsi="Times New Roman" w:cs="Times New Roman"/>
+          <w:sz w:val="18"/>
+          <w:szCs w:val="18"/>
+        </w:rPr>
+        <w:t xml:space="preserve">Issued </w:t>
+      </w:r>
+      <w:r>
+        <w:rPr>
+          <w:rFonts w:ascii="Times New Roman" w:hAnsi="Times New Roman" w:cs="Times New Roman"/>
+          <w:sz w:val="18"/>
+          <w:szCs w:val="18"/>
+        </w:rPr>
+        <w:t xml:space="preserve">February 09, </w:t>
+      </w:r>
+      <w:proofErr w:type="gramStart"/>
+      <w:r>
+        <w:rPr>
+          <w:rFonts w:ascii="Times New Roman" w:hAnsi="Times New Roman" w:cs="Times New Roman"/>
+          <w:sz w:val="18"/>
+          <w:szCs w:val="18"/>
+        </w:rPr>
+        <w:t>2025</w:t>
+      </w:r>
+      <w:proofErr w:type="gramEnd"/>
+      <w:r>
+        <w:rPr>
+          <w:rFonts w:ascii="Times New Roman" w:hAnsi="Times New Roman" w:cs="Times New Roman"/>
+          <w:sz w:val="18"/>
+          <w:szCs w:val="18"/>
+        </w:rPr>
+        <w:t xml:space="preserve"> | World Quant University</w:t>
+      </w:r>
+    </w:p>
+    <w:p>
+      <w:pPr>
+        <w:spacing w:line="360" w:lineRule="auto"/>
+        <w:jc w:val="both"/>
+        <w:rPr>
+          <w:rFonts w:ascii="Times New Roman" w:hAnsi="Times New Roman" w:cs="Times New Roman"/>
+          <w:sz w:val="18"/>
+          <w:szCs w:val="18"/>
+        </w:rPr>
+      </w:pPr>
+      <w:hyperlink r:id="rId21" w:history="1">
+        <w:r>
+          <w:rPr>
+            <w:rStyle w:val="Hyperlink"/>
+            <w:rFonts w:ascii="Times New Roman" w:hAnsi="Times New Roman" w:cs="Times New Roman"/>
+            <w:sz w:val="18"/>
+            <w:szCs w:val="18"/>
+          </w:rPr>
+          <w:t>https://rb.gy/xe36d2</w:t>
+        </w:r>
+      </w:hyperlink>
+    </w:p>
+    <w:p>
+      <w:pPr>
+        <w:pStyle w:val="ListParagraph"/>
+        <w:numPr>
+          <w:ilvl w:val="0"/>
+          <w:numId w:val="3"/>
+        </w:numPr>
+        <w:spacing w:line="360" w:lineRule="auto"/>
+        <w:rPr>
+          <w:rFonts w:ascii="Times New Roman" w:hAnsi="Times New Roman" w:cs="Times New Roman"/>
+          <w:sz w:val="18"/>
+          <w:szCs w:val="18"/>
+        </w:rPr>
+      </w:pPr>
+      <w:r>
+        <w:rPr>
+          <w:rFonts w:ascii="Times New Roman" w:hAnsi="Times New Roman" w:cs="Times New Roman"/>
+          <w:sz w:val="18"/>
+          <w:szCs w:val="18"/>
+        </w:rPr>
+        <w:t>Completed 8 end-to-end data science projects involving SQL/NoSQL databases, APIs, ETL pipelines, and machine learning models</w:t>
+      </w:r>
+    </w:p>
     <w:p>
       <w:pPr>
         <w:rPr>
@@ -4263,13 +3704,13 @@
       </w:rPr>
     </w:lvl>
   </w:abstractNum>
-  <w:num w:numId="1" w16cid:durableId="765881264">
+  <w:num w:numId="1" w16cid:durableId="1798641211">
     <w:abstractNumId w:val="2"/>
   </w:num>
-  <w:num w:numId="2" w16cid:durableId="1662082660">
+  <w:num w:numId="2" w16cid:durableId="2032680749">
     <w:abstractNumId w:val="0"/>
   </w:num>
-  <w:num w:numId="3" w16cid:durableId="1918902303">
+  <w:num w:numId="3" w16cid:durableId="937370552">
     <w:abstractNumId w:val="1"/>
   </w:num>
 </w:numbering>
@@ -5219,8 +4660,8 @@
       <w:u w:val="single"/>
     </w:rPr>
   </w:style>
-  <w:style w:type="character" w:styleId="UnresolvedMention">
-    <w:name w:val="Unresolved Mention"/>
+  <w:style w:type="character" w:customStyle="1" w:styleId="UnresolvedMention1">
+    <w:name w:val="Unresolved Mention1"/>
     <w:basedOn w:val="DefaultParagraphFont"/>
     <w:uiPriority w:val="99"/>
     <w:semiHidden/>
@@ -5285,6 +4726,41 @@
     <w:rPr>
       <w:color w:val="96607D" w:themeColor="followedHyperlink"/>
       <w:u w:val="single"/>
+    </w:rPr>
+  </w:style>
+  <w:style w:type="paragraph" w:customStyle="1" w:styleId="SectionHeader">
+    <w:name w:val="Section Header"/>
+    <w:basedOn w:val="Normal"/>
+    <w:rsid w:val="00DF294F"/>
+    <w:pPr>
+      <w:pBdr>
+        <w:bottom w:val="single" w:sz="6" w:space="0" w:color="1A365D"/>
+      </w:pBdr>
+      <w:spacing w:before="200" w:after="100" w:line="240" w:lineRule="auto"/>
+    </w:pPr>
+    <w:rPr>
+      <w:rFonts w:ascii="Arial" w:eastAsia="Arial" w:hAnsi="Arial" w:cs="Arial"/>
+      <w:b/>
+      <w:bCs/>
+      <w:caps/>
+      <w:color w:val="1A365D"/>
+      <w:kern w:val="0"/>
+      <w:sz w:val="24"/>
+      <w:szCs w:val="24"/>
+      <w:lang w:eastAsia="en-PH"/>
+      <w14:ligatures w14:val="none"/>
+    </w:rPr>
+  </w:style>
+  <w:style w:type="character" w:styleId="UnresolvedMention">
+    <w:name w:val="Unresolved Mention"/>
+    <w:basedOn w:val="DefaultParagraphFont"/>
+    <w:uiPriority w:val="99"/>
+    <w:semiHidden/>
+    <w:unhideWhenUsed/>
+    <w:rsid w:val="004A6E86"/>
+    <w:rPr>
+      <w:color w:val="605E5C"/>
+      <w:shd w:val="clear" w:color="auto" w:fill="E1DFDD"/>
     </w:rPr>
   </w:style>
 </w:styles>
@@ -5590,7 +5066,7 @@
 </file>
 
 <file path=customXml/itemProps1.xml><?xml version="1.0" encoding="utf-8"?>
-<ds:datastoreItem xmlns:ds="http://schemas.openxmlformats.org/officeDocument/2006/customXml" ds:itemID="{4B303764-63AA-4B78-9C50-AE5A59F1FD15}">
+<ds:datastoreItem xmlns:ds="http://schemas.openxmlformats.org/officeDocument/2006/customXml" ds:itemID="{3F071C6D-0D90-40B9-BD14-B8D7DDDB66AB}">
   <ds:schemaRefs>
     <ds:schemaRef ds:uri="http://schemas.openxmlformats.org/officeDocument/2006/bibliography"/>
   </ds:schemaRefs>
